--- a/public/templates/pricetag/turun-harga-tgg.docx
+++ b/public/templates/pricetag/turun-harga-tgg.docx
@@ -156,7 +156,7 @@
           <w:lang w:val="en-US"/>
         </w:rPr>
         <w:pict>
-          <v:shape id="_x0000_s1077" type="#_x0000_t136" style="position:absolute;margin-left:306pt;margin-top:-99pt;width:72.15pt;height:9pt;z-index:251691008" fillcolor="black [3213]" stroked="f" strokecolor="#002060" strokeweight="1.5pt">
+          <v:shape id="_x0000_s1077" type="#_x0000_t136" style="position:absolute;margin-left:306pt;margin-top:-90.5pt;width:72.15pt;height:9pt;z-index:251691008" fillcolor="black [3213]" stroked="f" strokecolor="#002060" strokeweight="1.5pt">
             <v:shadow color="#900"/>
             <v:textpath style="font-family:&quot;Arial Narrow&quot;;v-text-kern:t" trim="t" fitpath="t" string="JUMLAH POP : 1"/>
           </v:shape>
@@ -202,7 +202,7 @@
     <w:sectPr>
       <w:headerReference w:type="default" r:id="rId8"/>
       <w:pgSz w:w="11907" w:h="16839" w:code="9"/>
-      <w:pgMar w:top="2438" w:right="2268" w:bottom="12900" w:left="2268" w:header="709" w:footer="709" w:gutter="0"/>
+      <w:pgMar w:top="2268" w:right="2268" w:bottom="12900" w:left="2268" w:header="709" w:footer="709" w:gutter="0"/>
       <w:cols w:space="708"/>
       <w:docGrid w:linePitch="360"/>
     </w:sectPr>

--- a/public/templates/pricetag/turun-harga-tgg.docx
+++ b/public/templates/pricetag/turun-harga-tgg.docx
@@ -1,6 +1,6 @@
 
 <file path=word/document.xml><?xml version="1.0" encoding="utf-8"?>
-<w:document xmlns:wpc="http://schemas.microsoft.com/office/word/2010/wordprocessingCanvas" xmlns:mc="http://schemas.openxmlformats.org/markup-compatibility/2006" xmlns:o="urn:schemas-microsoft-com:office:office" xmlns:r="http://schemas.openxmlformats.org/officeDocument/2006/relationships" xmlns:m="http://schemas.openxmlformats.org/officeDocument/2006/math" xmlns:v="urn:schemas-microsoft-com:vml" xmlns:wp14="http://schemas.microsoft.com/office/word/2010/wordprocessingDrawing" xmlns:wp="http://schemas.openxmlformats.org/drawingml/2006/wordprocessingDrawing" xmlns:w10="urn:schemas-microsoft-com:office:word" xmlns:w="http://schemas.openxmlformats.org/wordprocessingml/2006/main" xmlns:w14="http://schemas.microsoft.com/office/word/2010/wordml" xmlns:wpg="http://schemas.microsoft.com/office/word/2010/wordprocessingGroup" xmlns:wpi="http://schemas.microsoft.com/office/word/2010/wordprocessingInk" xmlns:wne="http://schemas.microsoft.com/office/word/2006/wordml" xmlns:wps="http://schemas.microsoft.com/office/word/2010/wordprocessingShape" mc:Ignorable="w14 wp14">
+<w:document xmlns:wpc="http://schemas.microsoft.com/office/word/2010/wordprocessingCanvas" xmlns:cx="http://schemas.microsoft.com/office/drawing/2014/chartex" xmlns:cx1="http://schemas.microsoft.com/office/drawing/2015/9/8/chartex" xmlns:cx2="http://schemas.microsoft.com/office/drawing/2015/10/21/chartex" xmlns:cx3="http://schemas.microsoft.com/office/drawing/2016/5/9/chartex" xmlns:cx4="http://schemas.microsoft.com/office/drawing/2016/5/10/chartex" xmlns:cx5="http://schemas.microsoft.com/office/drawing/2016/5/11/chartex" xmlns:cx6="http://schemas.microsoft.com/office/drawing/2016/5/12/chartex" xmlns:cx7="http://schemas.microsoft.com/office/drawing/2016/5/13/chartex" xmlns:cx8="http://schemas.microsoft.com/office/drawing/2016/5/14/chartex" xmlns:mc="http://schemas.openxmlformats.org/markup-compatibility/2006" xmlns:aink="http://schemas.microsoft.com/office/drawing/2016/ink" xmlns:am3d="http://schemas.microsoft.com/office/drawing/2017/model3d" xmlns:o="urn:schemas-microsoft-com:office:office" xmlns:oel="http://schemas.microsoft.com/office/2019/extlst" xmlns:r="http://schemas.openxmlformats.org/officeDocument/2006/relationships" xmlns:m="http://schemas.openxmlformats.org/officeDocument/2006/math" xmlns:v="urn:schemas-microsoft-com:vml" xmlns:wp14="http://schemas.microsoft.com/office/word/2010/wordprocessingDrawing" xmlns:wp="http://schemas.openxmlformats.org/drawingml/2006/wordprocessingDrawing" xmlns:w10="urn:schemas-microsoft-com:office:word" xmlns:w="http://schemas.openxmlformats.org/wordprocessingml/2006/main" xmlns:w14="http://schemas.microsoft.com/office/word/2010/wordml" xmlns:w15="http://schemas.microsoft.com/office/word/2012/wordml" xmlns:w16cex="http://schemas.microsoft.com/office/word/2018/wordml/cex" xmlns:w16cid="http://schemas.microsoft.com/office/word/2016/wordml/cid" xmlns:w16="http://schemas.microsoft.com/office/word/2018/wordml" xmlns:w16du="http://schemas.microsoft.com/office/word/2023/wordml/word16du" xmlns:w16sdtdh="http://schemas.microsoft.com/office/word/2020/wordml/sdtdatahash" xmlns:w16sdtfl="http://schemas.microsoft.com/office/word/2024/wordml/sdtformatlock" xmlns:w16se="http://schemas.microsoft.com/office/word/2015/wordml/symex" xmlns:wpg="http://schemas.microsoft.com/office/word/2010/wordprocessingGroup" xmlns:wpi="http://schemas.microsoft.com/office/word/2010/wordprocessingInk" xmlns:wne="http://schemas.microsoft.com/office/word/2006/wordml" xmlns:wps="http://schemas.microsoft.com/office/word/2010/wordprocessingShape" mc:Ignorable="w14 w15 w16se w16cid w16 w16cex w16sdtdh w16sdtfl w16du wp14">
   <w:body>
     <w:p>
       <w:pPr>
@@ -14,14 +14,12 @@
           <w:lang w:val="en-US"/>
         </w:rPr>
       </w:pPr>
-      <w:bookmarkStart w:id="0" w:name="_GoBack"/>
-      <w:bookmarkEnd w:id="0"/>
       <w:r>
         <w:rPr>
           <w:noProof/>
           <w:lang w:val="en-US"/>
         </w:rPr>
-        <w:pict>
+        <w:pict w14:anchorId="16378377">
           <v:shapetype id="_x0000_t136" coordsize="21600,21600" o:spt="136" adj="10800" path="m@7,l@8,m@5,21600l@6,21600e">
             <v:formulas>
               <v:f eqn="sum #0 0 10800"/>
@@ -46,9 +44,9 @@
             </v:handles>
             <o:lock v:ext="edit" text="t" shapetype="t"/>
           </v:shapetype>
-          <v:shape id="_x0000_s1061" type="#_x0000_t136" style="position:absolute;margin-left:66.6pt;margin-top:-45pt;width:306.55pt;height:18pt;z-index:-251627520" fillcolor="#00b0f0" strokecolor="black [3213]" strokeweight=".25pt">
+          <v:shape id="_x0000_s1071" type="#_x0000_t136" style="position:absolute;margin-left:135pt;margin-top:8.75pt;width:15.75pt;height:18pt;z-index:251684864" fillcolor="red" stroked="f" strokecolor="red" strokeweight="1.5pt">
             <v:shadow color="#900"/>
-            <v:textpath style="font-family:&quot;Arial Black&quot;;font-weight:bold;v-text-kern:t" trim="t" fitpath="t" string="&lt;&lt;NamaBarang&gt;&gt;"/>
+            <v:textpath style="font-family:&quot;Calisto MT&quot;;font-size:20pt;v-text-kern:t" trim="t" fitpath="t" string="Rp"/>
           </v:shape>
         </w:pict>
       </w:r>
@@ -57,8 +55,20 @@
           <w:noProof/>
           <w:lang w:val="en-US"/>
         </w:rPr>
-        <w:pict>
-          <v:shape id="_x0000_s1064" type="#_x0000_t136" style="position:absolute;margin-left:153pt;margin-top:-16pt;width:127.3pt;height:93.45pt;z-index:251678720" fillcolor="red" strokecolor="red" strokeweight="3pt">
+        <w:pict w14:anchorId="06ED750F">
+          <v:shape id="_x0000_s1065" type="#_x0000_t136" style="position:absolute;margin-left:292pt;margin-top:48.95pt;width:81.15pt;height:27pt;z-index:251679744" fillcolor="red" strokecolor="red" strokeweight="1.5pt">
+            <v:shadow color="#900"/>
+            <v:textpath style="font-family:&quot;Book Antiqua&quot;;font-weight:bold;v-text-kern:t" trim="t" fitpath="t" string=".&lt;&lt;Ratusan&gt;&gt;"/>
+          </v:shape>
+        </w:pict>
+      </w:r>
+      <w:r>
+        <w:rPr>
+          <w:noProof/>
+          <w:lang w:val="en-US"/>
+        </w:rPr>
+        <w:pict w14:anchorId="562FE83E">
+          <v:shape id="_x0000_s1064" type="#_x0000_t136" style="position:absolute;margin-left:153pt;margin-top:-17.5pt;width:127.3pt;height:93.45pt;z-index:251678720" fillcolor="red" strokecolor="red" strokeweight="3pt">
             <v:shadow color="#900"/>
             <v:textpath style="font-family:&quot;Book Antiqua&quot;;font-weight:bold;v-text-kern:t" trim="t" fitpath="t" string="&lt;&lt;Ribuan&gt;&gt;"/>
           </v:shape>
@@ -69,69 +79,8 @@
           <w:noProof/>
           <w:lang w:val="en-US"/>
         </w:rPr>
-        <w:pict>
-          <v:shape id="_x0000_s1065" type="#_x0000_t136" style="position:absolute;margin-left:292pt;margin-top:50.45pt;width:81.15pt;height:27pt;z-index:251679744" fillcolor="red" strokecolor="red" strokeweight="1.5pt">
-            <v:shadow color="#900"/>
-            <v:textpath style="font-family:&quot;Book Antiqua&quot;;font-weight:bold;v-text-kern:t" trim="t" fitpath="t" string=".&lt;&lt;Ratusan&gt;&gt;"/>
-          </v:shape>
-        </w:pict>
-      </w:r>
-      <w:r>
-        <w:rPr>
-          <w:noProof/>
-          <w:lang w:val="en-US"/>
-        </w:rPr>
-        <w:pict>
-          <v:shape id="_x0000_s1066" type="#_x0000_t136" style="position:absolute;margin-left:301pt;margin-top:-16pt;width:72.15pt;height:9pt;z-index:251680768" fillcolor="black [3213]" stroked="f" strokecolor="#002060" strokeweight="1.5pt">
-            <v:shadow color="#900"/>
-            <v:textpath style="font-family:&quot;Arial Narrow&quot;;v-text-kern:t" trim="t" fitpath="t" string="( PLU : &lt;&lt;PLU&gt;&gt; )"/>
-          </v:shape>
-        </w:pict>
-      </w:r>
-      <w:r>
-        <w:rPr>
-          <w:noProof/>
-          <w:lang w:val="en-US"/>
-        </w:rPr>
-        <w:pict>
-          <v:shape id="_x0000_s1072" type="#_x0000_t136" style="position:absolute;margin-left:33.3pt;margin-top:-16pt;width:99pt;height:27pt;z-index:251685888" fillcolor="red" strokecolor="red" strokeweight="1pt">
-            <v:shadow color="#900"/>
-            <v:textpath style="font-family:&quot;Book Antiqua&quot;;font-weight:bold;v-text-kern:t" trim="t" fitpath="t" string="&lt;&lt;HargaNormal&gt;&gt;"/>
-          </v:shape>
-        </w:pict>
-      </w:r>
-      <w:r>
-        <w:rPr>
-          <w:noProof/>
-          <w:lang w:val="en-US"/>
-        </w:rPr>
-        <w:pict>
-          <v:shape id="_x0000_s1070" type="#_x0000_t136" style="position:absolute;margin-left:6.3pt;margin-top:-16pt;width:15.75pt;height:18pt;z-index:251683840" fillcolor="red" stroked="f" strokecolor="red" strokeweight="1.5pt">
-            <v:shadow color="#900"/>
-            <v:textpath style="font-family:&quot;Calisto MT&quot;;font-size:20pt;v-text-kern:t" trim="t" fitpath="t" string="Rp"/>
-          </v:shape>
-        </w:pict>
-      </w:r>
-      <w:r>
-        <w:rPr>
-          <w:noProof/>
-          <w:lang w:val="en-US"/>
-        </w:rPr>
-        <w:pict>
-          <v:shapetype id="_x0000_t32" coordsize="21600,21600" o:spt="32" o:oned="t" path="m,l21600,21600e" filled="f">
-            <v:path arrowok="t" fillok="f" o:connecttype="none"/>
-            <o:lock v:ext="edit" shapetype="t"/>
-          </v:shapetype>
-          <v:shape id="_x0000_s1073" type="#_x0000_t32" style="position:absolute;margin-left:6.3pt;margin-top:-16pt;width:144.45pt;height:27pt;flip:y;z-index:251686912" o:connectortype="straight" strokecolor="black [3213]" strokeweight="2pt"/>
-        </w:pict>
-      </w:r>
-      <w:r>
-        <w:rPr>
-          <w:noProof/>
-          <w:lang w:val="en-US"/>
-        </w:rPr>
-        <w:pict>
-          <v:shape id="_x0000_s1074" type="#_x0000_t136" style="position:absolute;margin-left:17.6pt;margin-top:29pt;width:55.1pt;height:27pt;z-index:251687936" fillcolor="black [3213]" stroked="f" strokecolor="#002060" strokeweight="1.5pt">
+        <w:pict w14:anchorId="3549E440">
+          <v:shape id="_x0000_s1074" type="#_x0000_t136" style="position:absolute;margin-left:17.6pt;margin-top:28.25pt;width:55.1pt;height:27pt;z-index:251687936" fillcolor="black [3213]" stroked="f" strokecolor="#002060" strokeweight="1.5pt">
             <v:shadow color="#900"/>
             <v:textpath style="font-family:&quot;Century Gothic&quot;;font-weight:bold;v-text-kern:t" trim="t" fitpath="t" string="Akhir Periode :&#10;&lt;&lt;Periode&gt;&gt;"/>
             <w10:wrap type="square"/>
@@ -143,8 +92,8 @@
           <w:noProof/>
           <w:lang w:val="en-US"/>
         </w:rPr>
-        <w:pict>
-          <v:shape id="_x0000_s1076" type="#_x0000_t136" style="position:absolute;margin-left:0;margin-top:63pt;width:99pt;height:9pt;z-index:-251626496" fillcolor="red" stroked="f" strokecolor="black [3213]" strokeweight=".25pt">
+        <w:pict w14:anchorId="6EC63F3E">
+          <v:shape id="_x0000_s1076" type="#_x0000_t136" style="position:absolute;margin-left:0;margin-top:61.5pt;width:99pt;height:9pt;z-index:-251626496" fillcolor="red" stroked="f" strokecolor="black [3213]" strokeweight=".25pt">
             <v:shadow color="#900"/>
             <v:textpath style="font-family:&quot;Arial&quot;;font-weight:bold;v-text-kern:t" trim="t" fitpath="t" string="&quot; TANPA ALOKASI &quot;"/>
           </v:shape>
@@ -155,8 +104,69 @@
           <w:noProof/>
           <w:lang w:val="en-US"/>
         </w:rPr>
-        <w:pict>
-          <v:shape id="_x0000_s1077" type="#_x0000_t136" style="position:absolute;margin-left:306pt;margin-top:-90.5pt;width:72.15pt;height:9pt;z-index:251691008" fillcolor="black [3213]" stroked="f" strokecolor="#002060" strokeweight="1.5pt">
+        <w:pict w14:anchorId="20B458F1">
+          <v:shape id="_x0000_s1070" type="#_x0000_t136" style="position:absolute;margin-left:6.3pt;margin-top:-16.75pt;width:15.75pt;height:18pt;z-index:251683840" fillcolor="red" stroked="f" strokecolor="red" strokeweight="1.5pt">
+            <v:shadow color="#900"/>
+            <v:textpath style="font-family:&quot;Calisto MT&quot;;font-size:20pt;v-text-kern:t" trim="t" fitpath="t" string="Rp"/>
+          </v:shape>
+        </w:pict>
+      </w:r>
+      <w:r>
+        <w:rPr>
+          <w:noProof/>
+          <w:lang w:val="en-US"/>
+        </w:rPr>
+        <w:pict w14:anchorId="318A4636">
+          <v:shape id="_x0000_s1072" type="#_x0000_t136" style="position:absolute;margin-left:33.3pt;margin-top:-16.75pt;width:99pt;height:27pt;z-index:251685888" fillcolor="red" strokecolor="red" strokeweight="1pt">
+            <v:shadow color="#900"/>
+            <v:textpath style="font-family:&quot;Book Antiqua&quot;;font-weight:bold;v-text-kern:t" trim="t" fitpath="t" string="&lt;&lt;HargaNormal&gt;&gt;"/>
+          </v:shape>
+        </w:pict>
+      </w:r>
+      <w:r>
+        <w:rPr>
+          <w:noProof/>
+          <w:lang w:val="en-US"/>
+        </w:rPr>
+        <w:pict w14:anchorId="41C4C86D">
+          <v:shapetype id="_x0000_t32" coordsize="21600,21600" o:spt="32" o:oned="t" path="m,l21600,21600e" filled="f">
+            <v:path arrowok="t" fillok="f" o:connecttype="none"/>
+            <o:lock v:ext="edit" shapetype="t"/>
+          </v:shapetype>
+          <v:shape id="_x0000_s1073" type="#_x0000_t32" style="position:absolute;margin-left:6.3pt;margin-top:-16.75pt;width:144.45pt;height:27pt;flip:y;z-index:251686912" o:connectortype="straight" strokecolor="black [3213]" strokeweight="2pt"/>
+        </w:pict>
+      </w:r>
+      <w:r>
+        <w:rPr>
+          <w:noProof/>
+          <w:lang w:val="en-US"/>
+        </w:rPr>
+        <w:pict w14:anchorId="5EB06E74">
+          <v:shape id="_x0000_s1066" type="#_x0000_t136" style="position:absolute;margin-left:301pt;margin-top:-16.75pt;width:72.15pt;height:9pt;z-index:251680768" fillcolor="black [3213]" stroked="f" strokecolor="#002060" strokeweight="1.5pt">
+            <v:shadow color="#900"/>
+            <v:textpath style="font-family:&quot;Arial Narrow&quot;;v-text-kern:t" trim="t" fitpath="t" string="( PLU : &lt;&lt;PLU&gt;&gt; )"/>
+          </v:shape>
+        </w:pict>
+      </w:r>
+      <w:r>
+        <w:rPr>
+          <w:noProof/>
+          <w:lang w:val="en-US"/>
+        </w:rPr>
+        <w:pict w14:anchorId="515F759D">
+          <v:shape id="_x0000_s1061" type="#_x0000_t136" style="position:absolute;margin-left:66.6pt;margin-top:-45.75pt;width:306.55pt;height:18pt;z-index:-251627520" fillcolor="#00b0f0" strokecolor="black [3213]" strokeweight=".25pt">
+            <v:shadow color="#900"/>
+            <v:textpath style="font-family:&quot;Arial Black&quot;;font-weight:bold;v-text-kern:t" trim="t" fitpath="t" string="&lt;&lt;NamaBarang&gt;&gt;"/>
+          </v:shape>
+        </w:pict>
+      </w:r>
+      <w:r>
+        <w:rPr>
+          <w:noProof/>
+          <w:lang w:val="en-US"/>
+        </w:rPr>
+        <w:pict w14:anchorId="46751F1D">
+          <v:shape id="_x0000_s1077" type="#_x0000_t136" style="position:absolute;margin-left:306pt;margin-top:-99pt;width:72.15pt;height:9pt;z-index:251691008" fillcolor="black [3213]" stroked="f" strokecolor="#002060" strokeweight="1.5pt">
             <v:shadow color="#900"/>
             <v:textpath style="font-family:&quot;Arial Narrow&quot;;v-text-kern:t" trim="t" fitpath="t" string="JUMLAH POP : 1"/>
           </v:shape>
@@ -164,18 +174,6 @@
       </w:r>
       <w:r>
         <w:rPr>
-          <w:noProof/>
-          <w:lang w:val="en-US"/>
-        </w:rPr>
-        <w:pict>
-          <v:shape id="_x0000_s1071" type="#_x0000_t136" style="position:absolute;margin-left:135pt;margin-top:11pt;width:15.75pt;height:18pt;z-index:251684864" fillcolor="red" stroked="f" strokecolor="red" strokeweight="1.5pt">
-            <v:shadow color="#900"/>
-            <v:textpath style="font-family:&quot;Calisto MT&quot;;font-size:20pt;v-text-kern:t" trim="t" fitpath="t" string="Rp"/>
-          </v:shape>
-        </w:pict>
-      </w:r>
-      <w:r>
-        <w:rPr>
           <w:lang w:val="en-US"/>
         </w:rPr>
         <w:tab/>
@@ -200,9 +198,9 @@
       </w:r>
     </w:p>
     <w:sectPr>
-      <w:headerReference w:type="default" r:id="rId8"/>
+      <w:headerReference w:type="default" r:id="rId7"/>
       <w:pgSz w:w="11907" w:h="16839" w:code="9"/>
-      <w:pgMar w:top="2268" w:right="2268" w:bottom="12900" w:left="2268" w:header="709" w:footer="709" w:gutter="0"/>
+      <w:pgMar w:top="2438" w:right="2268" w:bottom="12900" w:left="2268" w:header="709" w:footer="709" w:gutter="0"/>
       <w:cols w:space="708"/>
       <w:docGrid w:linePitch="360"/>
     </w:sectPr>
@@ -211,7 +209,7 @@
 </file>
 
 <file path=word/endnotes.xml><?xml version="1.0" encoding="utf-8"?>
-<w:endnotes xmlns:wpc="http://schemas.microsoft.com/office/word/2010/wordprocessingCanvas" xmlns:mc="http://schemas.openxmlformats.org/markup-compatibility/2006" xmlns:o="urn:schemas-microsoft-com:office:office" xmlns:r="http://schemas.openxmlformats.org/officeDocument/2006/relationships" xmlns:m="http://schemas.openxmlformats.org/officeDocument/2006/math" xmlns:v="urn:schemas-microsoft-com:vml" xmlns:wp14="http://schemas.microsoft.com/office/word/2010/wordprocessingDrawing" xmlns:wp="http://schemas.openxmlformats.org/drawingml/2006/wordprocessingDrawing" xmlns:w10="urn:schemas-microsoft-com:office:word" xmlns:w="http://schemas.openxmlformats.org/wordprocessingml/2006/main" xmlns:w14="http://schemas.microsoft.com/office/word/2010/wordml" xmlns:wpg="http://schemas.microsoft.com/office/word/2010/wordprocessingGroup" xmlns:wpi="http://schemas.microsoft.com/office/word/2010/wordprocessingInk" xmlns:wne="http://schemas.microsoft.com/office/word/2006/wordml" xmlns:wps="http://schemas.microsoft.com/office/word/2010/wordprocessingShape" mc:Ignorable="w14 wp14">
+<w:endnotes xmlns:wpc="http://schemas.microsoft.com/office/word/2010/wordprocessingCanvas" xmlns:cx="http://schemas.microsoft.com/office/drawing/2014/chartex" xmlns:cx1="http://schemas.microsoft.com/office/drawing/2015/9/8/chartex" xmlns:cx2="http://schemas.microsoft.com/office/drawing/2015/10/21/chartex" xmlns:cx3="http://schemas.microsoft.com/office/drawing/2016/5/9/chartex" xmlns:cx4="http://schemas.microsoft.com/office/drawing/2016/5/10/chartex" xmlns:cx5="http://schemas.microsoft.com/office/drawing/2016/5/11/chartex" xmlns:cx6="http://schemas.microsoft.com/office/drawing/2016/5/12/chartex" xmlns:cx7="http://schemas.microsoft.com/office/drawing/2016/5/13/chartex" xmlns:cx8="http://schemas.microsoft.com/office/drawing/2016/5/14/chartex" xmlns:mc="http://schemas.openxmlformats.org/markup-compatibility/2006" xmlns:aink="http://schemas.microsoft.com/office/drawing/2016/ink" xmlns:am3d="http://schemas.microsoft.com/office/drawing/2017/model3d" xmlns:o="urn:schemas-microsoft-com:office:office" xmlns:oel="http://schemas.microsoft.com/office/2019/extlst" xmlns:r="http://schemas.openxmlformats.org/officeDocument/2006/relationships" xmlns:m="http://schemas.openxmlformats.org/officeDocument/2006/math" xmlns:v="urn:schemas-microsoft-com:vml" xmlns:wp14="http://schemas.microsoft.com/office/word/2010/wordprocessingDrawing" xmlns:wp="http://schemas.openxmlformats.org/drawingml/2006/wordprocessingDrawing" xmlns:w10="urn:schemas-microsoft-com:office:word" xmlns:w="http://schemas.openxmlformats.org/wordprocessingml/2006/main" xmlns:w14="http://schemas.microsoft.com/office/word/2010/wordml" xmlns:w15="http://schemas.microsoft.com/office/word/2012/wordml" xmlns:w16cex="http://schemas.microsoft.com/office/word/2018/wordml/cex" xmlns:w16cid="http://schemas.microsoft.com/office/word/2016/wordml/cid" xmlns:w16="http://schemas.microsoft.com/office/word/2018/wordml" xmlns:w16du="http://schemas.microsoft.com/office/word/2023/wordml/word16du" xmlns:w16sdtdh="http://schemas.microsoft.com/office/word/2020/wordml/sdtdatahash" xmlns:w16sdtfl="http://schemas.microsoft.com/office/word/2024/wordml/sdtformatlock" xmlns:w16se="http://schemas.microsoft.com/office/word/2015/wordml/symex" xmlns:wpg="http://schemas.microsoft.com/office/word/2010/wordprocessingGroup" xmlns:wpi="http://schemas.microsoft.com/office/word/2010/wordprocessingInk" xmlns:wne="http://schemas.microsoft.com/office/word/2006/wordml" xmlns:wps="http://schemas.microsoft.com/office/word/2010/wordprocessingShape" mc:Ignorable="w14 w15 w16se w16cid w16 w16cex w16sdtdh w16sdtfl w16du wp14">
   <w:endnote w:type="separator" w:id="-1">
     <w:p>
       <w:pPr>
@@ -236,7 +234,7 @@
 </file>
 
 <file path=word/footnotes.xml><?xml version="1.0" encoding="utf-8"?>
-<w:footnotes xmlns:wpc="http://schemas.microsoft.com/office/word/2010/wordprocessingCanvas" xmlns:mc="http://schemas.openxmlformats.org/markup-compatibility/2006" xmlns:o="urn:schemas-microsoft-com:office:office" xmlns:r="http://schemas.openxmlformats.org/officeDocument/2006/relationships" xmlns:m="http://schemas.openxmlformats.org/officeDocument/2006/math" xmlns:v="urn:schemas-microsoft-com:vml" xmlns:wp14="http://schemas.microsoft.com/office/word/2010/wordprocessingDrawing" xmlns:wp="http://schemas.openxmlformats.org/drawingml/2006/wordprocessingDrawing" xmlns:w10="urn:schemas-microsoft-com:office:word" xmlns:w="http://schemas.openxmlformats.org/wordprocessingml/2006/main" xmlns:w14="http://schemas.microsoft.com/office/word/2010/wordml" xmlns:wpg="http://schemas.microsoft.com/office/word/2010/wordprocessingGroup" xmlns:wpi="http://schemas.microsoft.com/office/word/2010/wordprocessingInk" xmlns:wne="http://schemas.microsoft.com/office/word/2006/wordml" xmlns:wps="http://schemas.microsoft.com/office/word/2010/wordprocessingShape" mc:Ignorable="w14 wp14">
+<w:footnotes xmlns:wpc="http://schemas.microsoft.com/office/word/2010/wordprocessingCanvas" xmlns:cx="http://schemas.microsoft.com/office/drawing/2014/chartex" xmlns:cx1="http://schemas.microsoft.com/office/drawing/2015/9/8/chartex" xmlns:cx2="http://schemas.microsoft.com/office/drawing/2015/10/21/chartex" xmlns:cx3="http://schemas.microsoft.com/office/drawing/2016/5/9/chartex" xmlns:cx4="http://schemas.microsoft.com/office/drawing/2016/5/10/chartex" xmlns:cx5="http://schemas.microsoft.com/office/drawing/2016/5/11/chartex" xmlns:cx6="http://schemas.microsoft.com/office/drawing/2016/5/12/chartex" xmlns:cx7="http://schemas.microsoft.com/office/drawing/2016/5/13/chartex" xmlns:cx8="http://schemas.microsoft.com/office/drawing/2016/5/14/chartex" xmlns:mc="http://schemas.openxmlformats.org/markup-compatibility/2006" xmlns:aink="http://schemas.microsoft.com/office/drawing/2016/ink" xmlns:am3d="http://schemas.microsoft.com/office/drawing/2017/model3d" xmlns:o="urn:schemas-microsoft-com:office:office" xmlns:oel="http://schemas.microsoft.com/office/2019/extlst" xmlns:r="http://schemas.openxmlformats.org/officeDocument/2006/relationships" xmlns:m="http://schemas.openxmlformats.org/officeDocument/2006/math" xmlns:v="urn:schemas-microsoft-com:vml" xmlns:wp14="http://schemas.microsoft.com/office/word/2010/wordprocessingDrawing" xmlns:wp="http://schemas.openxmlformats.org/drawingml/2006/wordprocessingDrawing" xmlns:w10="urn:schemas-microsoft-com:office:word" xmlns:w="http://schemas.openxmlformats.org/wordprocessingml/2006/main" xmlns:w14="http://schemas.microsoft.com/office/word/2010/wordml" xmlns:w15="http://schemas.microsoft.com/office/word/2012/wordml" xmlns:w16cex="http://schemas.microsoft.com/office/word/2018/wordml/cex" xmlns:w16cid="http://schemas.microsoft.com/office/word/2016/wordml/cid" xmlns:w16="http://schemas.microsoft.com/office/word/2018/wordml" xmlns:w16du="http://schemas.microsoft.com/office/word/2023/wordml/word16du" xmlns:w16sdtdh="http://schemas.microsoft.com/office/word/2020/wordml/sdtdatahash" xmlns:w16sdtfl="http://schemas.microsoft.com/office/word/2024/wordml/sdtformatlock" xmlns:w16se="http://schemas.microsoft.com/office/word/2015/wordml/symex" xmlns:wpg="http://schemas.microsoft.com/office/word/2010/wordprocessingGroup" xmlns:wpi="http://schemas.microsoft.com/office/word/2010/wordprocessingInk" xmlns:wne="http://schemas.microsoft.com/office/word/2006/wordml" xmlns:wps="http://schemas.microsoft.com/office/word/2010/wordprocessingShape" mc:Ignorable="w14 w15 w16se w16cid w16 w16cex w16sdtdh w16sdtfl w16du wp14">
   <w:footnote w:type="separator" w:id="-1">
     <w:p>
       <w:pPr>
@@ -261,7 +259,7 @@
 </file>
 
 <file path=word/header1.xml><?xml version="1.0" encoding="utf-8"?>
-<w:hdr xmlns:wpc="http://schemas.microsoft.com/office/word/2010/wordprocessingCanvas" xmlns:mc="http://schemas.openxmlformats.org/markup-compatibility/2006" xmlns:o="urn:schemas-microsoft-com:office:office" xmlns:r="http://schemas.openxmlformats.org/officeDocument/2006/relationships" xmlns:m="http://schemas.openxmlformats.org/officeDocument/2006/math" xmlns:v="urn:schemas-microsoft-com:vml" xmlns:wp14="http://schemas.microsoft.com/office/word/2010/wordprocessingDrawing" xmlns:wp="http://schemas.openxmlformats.org/drawingml/2006/wordprocessingDrawing" xmlns:w10="urn:schemas-microsoft-com:office:word" xmlns:w="http://schemas.openxmlformats.org/wordprocessingml/2006/main" xmlns:w14="http://schemas.microsoft.com/office/word/2010/wordml" xmlns:wpg="http://schemas.microsoft.com/office/word/2010/wordprocessingGroup" xmlns:wpi="http://schemas.microsoft.com/office/word/2010/wordprocessingInk" xmlns:wne="http://schemas.microsoft.com/office/word/2006/wordml" xmlns:wps="http://schemas.microsoft.com/office/word/2010/wordprocessingShape" mc:Ignorable="w14 wp14">
+<w:hdr xmlns:wpc="http://schemas.microsoft.com/office/word/2010/wordprocessingCanvas" xmlns:cx="http://schemas.microsoft.com/office/drawing/2014/chartex" xmlns:cx1="http://schemas.microsoft.com/office/drawing/2015/9/8/chartex" xmlns:cx2="http://schemas.microsoft.com/office/drawing/2015/10/21/chartex" xmlns:cx3="http://schemas.microsoft.com/office/drawing/2016/5/9/chartex" xmlns:cx4="http://schemas.microsoft.com/office/drawing/2016/5/10/chartex" xmlns:cx5="http://schemas.microsoft.com/office/drawing/2016/5/11/chartex" xmlns:cx6="http://schemas.microsoft.com/office/drawing/2016/5/12/chartex" xmlns:cx7="http://schemas.microsoft.com/office/drawing/2016/5/13/chartex" xmlns:cx8="http://schemas.microsoft.com/office/drawing/2016/5/14/chartex" xmlns:mc="http://schemas.openxmlformats.org/markup-compatibility/2006" xmlns:aink="http://schemas.microsoft.com/office/drawing/2016/ink" xmlns:am3d="http://schemas.microsoft.com/office/drawing/2017/model3d" xmlns:o="urn:schemas-microsoft-com:office:office" xmlns:oel="http://schemas.microsoft.com/office/2019/extlst" xmlns:r="http://schemas.openxmlformats.org/officeDocument/2006/relationships" xmlns:m="http://schemas.openxmlformats.org/officeDocument/2006/math" xmlns:v="urn:schemas-microsoft-com:vml" xmlns:wp14="http://schemas.microsoft.com/office/word/2010/wordprocessingDrawing" xmlns:wp="http://schemas.openxmlformats.org/drawingml/2006/wordprocessingDrawing" xmlns:w10="urn:schemas-microsoft-com:office:word" xmlns:w="http://schemas.openxmlformats.org/wordprocessingml/2006/main" xmlns:w14="http://schemas.microsoft.com/office/word/2010/wordml" xmlns:w15="http://schemas.microsoft.com/office/word/2012/wordml" xmlns:w16cex="http://schemas.microsoft.com/office/word/2018/wordml/cex" xmlns:w16cid="http://schemas.microsoft.com/office/word/2016/wordml/cid" xmlns:w16="http://schemas.microsoft.com/office/word/2018/wordml" xmlns:w16du="http://schemas.microsoft.com/office/word/2023/wordml/word16du" xmlns:w16sdtdh="http://schemas.microsoft.com/office/word/2020/wordml/sdtdatahash" xmlns:w16sdtfl="http://schemas.microsoft.com/office/word/2024/wordml/sdtformatlock" xmlns:w16se="http://schemas.microsoft.com/office/word/2015/wordml/symex" xmlns:wpg="http://schemas.microsoft.com/office/word/2010/wordprocessingGroup" xmlns:wpi="http://schemas.microsoft.com/office/word/2010/wordprocessingInk" xmlns:wne="http://schemas.microsoft.com/office/word/2006/wordml" xmlns:wps="http://schemas.microsoft.com/office/word/2010/wordprocessingShape" mc:Ignorable="w14 w15 w16se w16cid w16 w16cex w16sdtdh w16sdtfl w16du wp14">
   <w:p>
     <w:pPr>
       <w:pStyle w:val="Header"/>
@@ -286,7 +284,7 @@
 </file>
 
 <file path=word/styles.xml><?xml version="1.0" encoding="utf-8"?>
-<w:styles xmlns:mc="http://schemas.openxmlformats.org/markup-compatibility/2006" xmlns:r="http://schemas.openxmlformats.org/officeDocument/2006/relationships" xmlns:w="http://schemas.openxmlformats.org/wordprocessingml/2006/main" xmlns:w14="http://schemas.microsoft.com/office/word/2010/wordml" mc:Ignorable="w14">
+<w:styles xmlns:mc="http://schemas.openxmlformats.org/markup-compatibility/2006" xmlns:r="http://schemas.openxmlformats.org/officeDocument/2006/relationships" xmlns:w="http://schemas.openxmlformats.org/wordprocessingml/2006/main" xmlns:w14="http://schemas.microsoft.com/office/word/2010/wordml" xmlns:w15="http://schemas.microsoft.com/office/word/2012/wordml" xmlns:w16cex="http://schemas.microsoft.com/office/word/2018/wordml/cex" xmlns:w16cid="http://schemas.microsoft.com/office/word/2016/wordml/cid" xmlns:w16="http://schemas.microsoft.com/office/word/2018/wordml" xmlns:w16du="http://schemas.microsoft.com/office/word/2023/wordml/word16du" xmlns:w16sdtdh="http://schemas.microsoft.com/office/word/2020/wordml/sdtdatahash" xmlns:w16sdtfl="http://schemas.microsoft.com/office/word/2024/wordml/sdtformatlock" xmlns:w16se="http://schemas.microsoft.com/office/word/2015/wordml/symex" mc:Ignorable="w14 w15 w16se w16cid w16 w16cex w16sdtdh w16sdtfl w16du">
   <w:docDefaults>
     <w:rPrDefault>
       <w:rPr>
@@ -302,144 +300,383 @@
       </w:pPr>
     </w:pPrDefault>
   </w:docDefaults>
-  <w:latentStyles w:defLockedState="0" w:defUIPriority="99" w:defSemiHidden="1" w:defUnhideWhenUsed="1" w:defQFormat="0" w:count="267">
-    <w:lsdException w:name="Normal" w:semiHidden="0" w:uiPriority="0" w:unhideWhenUsed="0" w:qFormat="1"/>
-    <w:lsdException w:name="heading 1" w:semiHidden="0" w:uiPriority="9" w:unhideWhenUsed="0" w:qFormat="1"/>
-    <w:lsdException w:name="heading 2" w:uiPriority="9" w:qFormat="1"/>
-    <w:lsdException w:name="heading 3" w:uiPriority="9" w:qFormat="1"/>
-    <w:lsdException w:name="heading 4" w:uiPriority="9" w:qFormat="1"/>
-    <w:lsdException w:name="heading 5" w:uiPriority="9" w:qFormat="1"/>
-    <w:lsdException w:name="heading 6" w:uiPriority="9" w:qFormat="1"/>
-    <w:lsdException w:name="heading 7" w:uiPriority="9" w:qFormat="1"/>
-    <w:lsdException w:name="heading 8" w:uiPriority="9" w:qFormat="1"/>
-    <w:lsdException w:name="heading 9" w:uiPriority="9" w:qFormat="1"/>
-    <w:lsdException w:name="toc 1" w:uiPriority="39"/>
-    <w:lsdException w:name="toc 2" w:uiPriority="39"/>
-    <w:lsdException w:name="toc 3" w:uiPriority="39"/>
-    <w:lsdException w:name="toc 4" w:uiPriority="39"/>
-    <w:lsdException w:name="toc 5" w:uiPriority="39"/>
-    <w:lsdException w:name="toc 6" w:uiPriority="39"/>
-    <w:lsdException w:name="toc 7" w:uiPriority="39"/>
-    <w:lsdException w:name="toc 8" w:uiPriority="39"/>
-    <w:lsdException w:name="toc 9" w:uiPriority="39"/>
-    <w:lsdException w:name="caption" w:uiPriority="35" w:qFormat="1"/>
-    <w:lsdException w:name="Title" w:semiHidden="0" w:uiPriority="10" w:unhideWhenUsed="0" w:qFormat="1"/>
-    <w:lsdException w:name="Default Paragraph Font" w:uiPriority="1"/>
-    <w:lsdException w:name="Subtitle" w:semiHidden="0" w:uiPriority="11" w:unhideWhenUsed="0" w:qFormat="1"/>
-    <w:lsdException w:name="Strong" w:semiHidden="0" w:uiPriority="22" w:unhideWhenUsed="0" w:qFormat="1"/>
-    <w:lsdException w:name="Emphasis" w:semiHidden="0" w:uiPriority="20" w:unhideWhenUsed="0" w:qFormat="1"/>
-    <w:lsdException w:name="Table Grid" w:semiHidden="0" w:uiPriority="59" w:unhideWhenUsed="0"/>
-    <w:lsdException w:name="Placeholder Text" w:unhideWhenUsed="0"/>
-    <w:lsdException w:name="No Spacing" w:semiHidden="0" w:uiPriority="1" w:unhideWhenUsed="0" w:qFormat="1"/>
-    <w:lsdException w:name="Light Shading" w:semiHidden="0" w:uiPriority="60" w:unhideWhenUsed="0"/>
-    <w:lsdException w:name="Light List" w:semiHidden="0" w:uiPriority="61" w:unhideWhenUsed="0"/>
-    <w:lsdException w:name="Light Grid" w:semiHidden="0" w:uiPriority="62" w:unhideWhenUsed="0"/>
-    <w:lsdException w:name="Medium Shading 1" w:semiHidden="0" w:uiPriority="63" w:unhideWhenUsed="0"/>
-    <w:lsdException w:name="Medium Shading 2" w:semiHidden="0" w:uiPriority="64" w:unhideWhenUsed="0"/>
-    <w:lsdException w:name="Medium List 1" w:semiHidden="0" w:uiPriority="65" w:unhideWhenUsed="0"/>
-    <w:lsdException w:name="Medium List 2" w:semiHidden="0" w:uiPriority="66" w:unhideWhenUsed="0"/>
-    <w:lsdException w:name="Medium Grid 1" w:semiHidden="0" w:uiPriority="67" w:unhideWhenUsed="0"/>
-    <w:lsdException w:name="Medium Grid 2" w:semiHidden="0" w:uiPriority="68" w:unhideWhenUsed="0"/>
-    <w:lsdException w:name="Medium Grid 3" w:semiHidden="0" w:uiPriority="69" w:unhideWhenUsed="0"/>
-    <w:lsdException w:name="Dark List" w:semiHidden="0" w:uiPriority="70" w:unhideWhenUsed="0"/>
-    <w:lsdException w:name="Colorful Shading" w:semiHidden="0" w:uiPriority="71" w:unhideWhenUsed="0"/>
-    <w:lsdException w:name="Colorful List" w:semiHidden="0" w:uiPriority="72" w:unhideWhenUsed="0"/>
-    <w:lsdException w:name="Colorful Grid" w:semiHidden="0" w:uiPriority="73" w:unhideWhenUsed="0"/>
-    <w:lsdException w:name="Light Shading Accent 1" w:semiHidden="0" w:uiPriority="60" w:unhideWhenUsed="0"/>
-    <w:lsdException w:name="Light List Accent 1" w:semiHidden="0" w:uiPriority="61" w:unhideWhenUsed="0"/>
-    <w:lsdException w:name="Light Grid Accent 1" w:semiHidden="0" w:uiPriority="62" w:unhideWhenUsed="0"/>
-    <w:lsdException w:name="Medium Shading 1 Accent 1" w:semiHidden="0" w:uiPriority="63" w:unhideWhenUsed="0"/>
-    <w:lsdException w:name="Medium Shading 2 Accent 1" w:semiHidden="0" w:uiPriority="64" w:unhideWhenUsed="0"/>
-    <w:lsdException w:name="Medium List 1 Accent 1" w:semiHidden="0" w:uiPriority="65" w:unhideWhenUsed="0"/>
-    <w:lsdException w:name="Revision" w:unhideWhenUsed="0"/>
-    <w:lsdException w:name="List Paragraph" w:semiHidden="0" w:uiPriority="34" w:unhideWhenUsed="0" w:qFormat="1"/>
-    <w:lsdException w:name="Quote" w:semiHidden="0" w:uiPriority="29" w:unhideWhenUsed="0" w:qFormat="1"/>
-    <w:lsdException w:name="Intense Quote" w:semiHidden="0" w:uiPriority="30" w:unhideWhenUsed="0" w:qFormat="1"/>
-    <w:lsdException w:name="Medium List 2 Accent 1" w:semiHidden="0" w:uiPriority="66" w:unhideWhenUsed="0"/>
-    <w:lsdException w:name="Medium Grid 1 Accent 1" w:semiHidden="0" w:uiPriority="67" w:unhideWhenUsed="0"/>
-    <w:lsdException w:name="Medium Grid 2 Accent 1" w:semiHidden="0" w:uiPriority="68" w:unhideWhenUsed="0"/>
-    <w:lsdException w:name="Medium Grid 3 Accent 1" w:semiHidden="0" w:uiPriority="69" w:unhideWhenUsed="0"/>
-    <w:lsdException w:name="Dark List Accent 1" w:semiHidden="0" w:uiPriority="70" w:unhideWhenUsed="0"/>
-    <w:lsdException w:name="Colorful Shading Accent 1" w:semiHidden="0" w:uiPriority="71" w:unhideWhenUsed="0"/>
-    <w:lsdException w:name="Colorful List Accent 1" w:semiHidden="0" w:uiPriority="72" w:unhideWhenUsed="0"/>
-    <w:lsdException w:name="Colorful Grid Accent 1" w:semiHidden="0" w:uiPriority="73" w:unhideWhenUsed="0"/>
-    <w:lsdException w:name="Light Shading Accent 2" w:semiHidden="0" w:uiPriority="60" w:unhideWhenUsed="0"/>
-    <w:lsdException w:name="Light List Accent 2" w:semiHidden="0" w:uiPriority="61" w:unhideWhenUsed="0"/>
-    <w:lsdException w:name="Light Grid Accent 2" w:semiHidden="0" w:uiPriority="62" w:unhideWhenUsed="0"/>
-    <w:lsdException w:name="Medium Shading 1 Accent 2" w:semiHidden="0" w:uiPriority="63" w:unhideWhenUsed="0"/>
-    <w:lsdException w:name="Medium Shading 2 Accent 2" w:semiHidden="0" w:uiPriority="64" w:unhideWhenUsed="0"/>
-    <w:lsdException w:name="Medium List 1 Accent 2" w:semiHidden="0" w:uiPriority="65" w:unhideWhenUsed="0"/>
-    <w:lsdException w:name="Medium List 2 Accent 2" w:semiHidden="0" w:uiPriority="66" w:unhideWhenUsed="0"/>
-    <w:lsdException w:name="Medium Grid 1 Accent 2" w:semiHidden="0" w:uiPriority="67" w:unhideWhenUsed="0"/>
-    <w:lsdException w:name="Medium Grid 2 Accent 2" w:semiHidden="0" w:uiPriority="68" w:unhideWhenUsed="0"/>
-    <w:lsdException w:name="Medium Grid 3 Accent 2" w:semiHidden="0" w:uiPriority="69" w:unhideWhenUsed="0"/>
-    <w:lsdException w:name="Dark List Accent 2" w:semiHidden="0" w:uiPriority="70" w:unhideWhenUsed="0"/>
-    <w:lsdException w:name="Colorful Shading Accent 2" w:semiHidden="0" w:uiPriority="71" w:unhideWhenUsed="0"/>
-    <w:lsdException w:name="Colorful List Accent 2" w:semiHidden="0" w:uiPriority="72" w:unhideWhenUsed="0"/>
-    <w:lsdException w:name="Colorful Grid Accent 2" w:semiHidden="0" w:uiPriority="73" w:unhideWhenUsed="0"/>
-    <w:lsdException w:name="Light Shading Accent 3" w:semiHidden="0" w:uiPriority="60" w:unhideWhenUsed="0"/>
-    <w:lsdException w:name="Light List Accent 3" w:semiHidden="0" w:uiPriority="61" w:unhideWhenUsed="0"/>
-    <w:lsdException w:name="Light Grid Accent 3" w:semiHidden="0" w:uiPriority="62" w:unhideWhenUsed="0"/>
-    <w:lsdException w:name="Medium Shading 1 Accent 3" w:semiHidden="0" w:uiPriority="63" w:unhideWhenUsed="0"/>
-    <w:lsdException w:name="Medium Shading 2 Accent 3" w:semiHidden="0" w:uiPriority="64" w:unhideWhenUsed="0"/>
-    <w:lsdException w:name="Medium List 1 Accent 3" w:semiHidden="0" w:uiPriority="65" w:unhideWhenUsed="0"/>
-    <w:lsdException w:name="Medium List 2 Accent 3" w:semiHidden="0" w:uiPriority="66" w:unhideWhenUsed="0"/>
-    <w:lsdException w:name="Medium Grid 1 Accent 3" w:semiHidden="0" w:uiPriority="67" w:unhideWhenUsed="0"/>
-    <w:lsdException w:name="Medium Grid 2 Accent 3" w:semiHidden="0" w:uiPriority="68" w:unhideWhenUsed="0"/>
-    <w:lsdException w:name="Medium Grid 3 Accent 3" w:semiHidden="0" w:uiPriority="69" w:unhideWhenUsed="0"/>
-    <w:lsdException w:name="Dark List Accent 3" w:semiHidden="0" w:uiPriority="70" w:unhideWhenUsed="0"/>
-    <w:lsdException w:name="Colorful Shading Accent 3" w:semiHidden="0" w:uiPriority="71" w:unhideWhenUsed="0"/>
-    <w:lsdException w:name="Colorful List Accent 3" w:semiHidden="0" w:uiPriority="72" w:unhideWhenUsed="0"/>
-    <w:lsdException w:name="Colorful Grid Accent 3" w:semiHidden="0" w:uiPriority="73" w:unhideWhenUsed="0"/>
-    <w:lsdException w:name="Light Shading Accent 4" w:semiHidden="0" w:uiPriority="60" w:unhideWhenUsed="0"/>
-    <w:lsdException w:name="Light List Accent 4" w:semiHidden="0" w:uiPriority="61" w:unhideWhenUsed="0"/>
-    <w:lsdException w:name="Light Grid Accent 4" w:semiHidden="0" w:uiPriority="62" w:unhideWhenUsed="0"/>
-    <w:lsdException w:name="Medium Shading 1 Accent 4" w:semiHidden="0" w:uiPriority="63" w:unhideWhenUsed="0"/>
-    <w:lsdException w:name="Medium Shading 2 Accent 4" w:semiHidden="0" w:uiPriority="64" w:unhideWhenUsed="0"/>
-    <w:lsdException w:name="Medium List 1 Accent 4" w:semiHidden="0" w:uiPriority="65" w:unhideWhenUsed="0"/>
-    <w:lsdException w:name="Medium List 2 Accent 4" w:semiHidden="0" w:uiPriority="66" w:unhideWhenUsed="0"/>
-    <w:lsdException w:name="Medium Grid 1 Accent 4" w:semiHidden="0" w:uiPriority="67" w:unhideWhenUsed="0"/>
-    <w:lsdException w:name="Medium Grid 2 Accent 4" w:semiHidden="0" w:uiPriority="68" w:unhideWhenUsed="0"/>
-    <w:lsdException w:name="Medium Grid 3 Accent 4" w:semiHidden="0" w:uiPriority="69" w:unhideWhenUsed="0"/>
-    <w:lsdException w:name="Dark List Accent 4" w:semiHidden="0" w:uiPriority="70" w:unhideWhenUsed="0"/>
-    <w:lsdException w:name="Colorful Shading Accent 4" w:semiHidden="0" w:uiPriority="71" w:unhideWhenUsed="0"/>
-    <w:lsdException w:name="Colorful List Accent 4" w:semiHidden="0" w:uiPriority="72" w:unhideWhenUsed="0"/>
-    <w:lsdException w:name="Colorful Grid Accent 4" w:semiHidden="0" w:uiPriority="73" w:unhideWhenUsed="0"/>
-    <w:lsdException w:name="Light Shading Accent 5" w:semiHidden="0" w:uiPriority="60" w:unhideWhenUsed="0"/>
-    <w:lsdException w:name="Light List Accent 5" w:semiHidden="0" w:uiPriority="61" w:unhideWhenUsed="0"/>
-    <w:lsdException w:name="Light Grid Accent 5" w:semiHidden="0" w:uiPriority="62" w:unhideWhenUsed="0"/>
-    <w:lsdException w:name="Medium Shading 1 Accent 5" w:semiHidden="0" w:uiPriority="63" w:unhideWhenUsed="0"/>
-    <w:lsdException w:name="Medium Shading 2 Accent 5" w:semiHidden="0" w:uiPriority="64" w:unhideWhenUsed="0"/>
-    <w:lsdException w:name="Medium List 1 Accent 5" w:semiHidden="0" w:uiPriority="65" w:unhideWhenUsed="0"/>
-    <w:lsdException w:name="Medium List 2 Accent 5" w:semiHidden="0" w:uiPriority="66" w:unhideWhenUsed="0"/>
-    <w:lsdException w:name="Medium Grid 1 Accent 5" w:semiHidden="0" w:uiPriority="67" w:unhideWhenUsed="0"/>
-    <w:lsdException w:name="Medium Grid 2 Accent 5" w:semiHidden="0" w:uiPriority="68" w:unhideWhenUsed="0"/>
-    <w:lsdException w:name="Medium Grid 3 Accent 5" w:semiHidden="0" w:uiPriority="69" w:unhideWhenUsed="0"/>
-    <w:lsdException w:name="Dark List Accent 5" w:semiHidden="0" w:uiPriority="70" w:unhideWhenUsed="0"/>
-    <w:lsdException w:name="Colorful Shading Accent 5" w:semiHidden="0" w:uiPriority="71" w:unhideWhenUsed="0"/>
-    <w:lsdException w:name="Colorful List Accent 5" w:semiHidden="0" w:uiPriority="72" w:unhideWhenUsed="0"/>
-    <w:lsdException w:name="Colorful Grid Accent 5" w:semiHidden="0" w:uiPriority="73" w:unhideWhenUsed="0"/>
-    <w:lsdException w:name="Light Shading Accent 6" w:semiHidden="0" w:uiPriority="60" w:unhideWhenUsed="0"/>
-    <w:lsdException w:name="Light List Accent 6" w:semiHidden="0" w:uiPriority="61" w:unhideWhenUsed="0"/>
-    <w:lsdException w:name="Light Grid Accent 6" w:semiHidden="0" w:uiPriority="62" w:unhideWhenUsed="0"/>
-    <w:lsdException w:name="Medium Shading 1 Accent 6" w:semiHidden="0" w:uiPriority="63" w:unhideWhenUsed="0"/>
-    <w:lsdException w:name="Medium Shading 2 Accent 6" w:semiHidden="0" w:uiPriority="64" w:unhideWhenUsed="0"/>
-    <w:lsdException w:name="Medium List 1 Accent 6" w:semiHidden="0" w:uiPriority="65" w:unhideWhenUsed="0"/>
-    <w:lsdException w:name="Medium List 2 Accent 6" w:semiHidden="0" w:uiPriority="66" w:unhideWhenUsed="0"/>
-    <w:lsdException w:name="Medium Grid 1 Accent 6" w:semiHidden="0" w:uiPriority="67" w:unhideWhenUsed="0"/>
-    <w:lsdException w:name="Medium Grid 2 Accent 6" w:semiHidden="0" w:uiPriority="68" w:unhideWhenUsed="0"/>
-    <w:lsdException w:name="Medium Grid 3 Accent 6" w:semiHidden="0" w:uiPriority="69" w:unhideWhenUsed="0"/>
-    <w:lsdException w:name="Dark List Accent 6" w:semiHidden="0" w:uiPriority="70" w:unhideWhenUsed="0"/>
-    <w:lsdException w:name="Colorful Shading Accent 6" w:semiHidden="0" w:uiPriority="71" w:unhideWhenUsed="0"/>
-    <w:lsdException w:name="Colorful List Accent 6" w:semiHidden="0" w:uiPriority="72" w:unhideWhenUsed="0"/>
-    <w:lsdException w:name="Colorful Grid Accent 6" w:semiHidden="0" w:uiPriority="73" w:unhideWhenUsed="0"/>
-    <w:lsdException w:name="Subtle Emphasis" w:semiHidden="0" w:uiPriority="19" w:unhideWhenUsed="0" w:qFormat="1"/>
-    <w:lsdException w:name="Intense Emphasis" w:semiHidden="0" w:uiPriority="21" w:unhideWhenUsed="0" w:qFormat="1"/>
-    <w:lsdException w:name="Subtle Reference" w:semiHidden="0" w:uiPriority="31" w:unhideWhenUsed="0" w:qFormat="1"/>
-    <w:lsdException w:name="Intense Reference" w:semiHidden="0" w:uiPriority="32" w:unhideWhenUsed="0" w:qFormat="1"/>
-    <w:lsdException w:name="Book Title" w:semiHidden="0" w:uiPriority="33" w:unhideWhenUsed="0" w:qFormat="1"/>
-    <w:lsdException w:name="Bibliography" w:uiPriority="37"/>
-    <w:lsdException w:name="TOC Heading" w:uiPriority="39" w:qFormat="1"/>
+  <w:latentStyles w:defLockedState="0" w:defUIPriority="99" w:defSemiHidden="0" w:defUnhideWhenUsed="0" w:defQFormat="0" w:count="376">
+    <w:lsdException w:name="Normal" w:uiPriority="0" w:qFormat="1"/>
+    <w:lsdException w:name="heading 1" w:uiPriority="9" w:qFormat="1"/>
+    <w:lsdException w:name="heading 2" w:semiHidden="1" w:uiPriority="9" w:unhideWhenUsed="1" w:qFormat="1"/>
+    <w:lsdException w:name="heading 3" w:semiHidden="1" w:uiPriority="9" w:unhideWhenUsed="1" w:qFormat="1"/>
+    <w:lsdException w:name="heading 4" w:semiHidden="1" w:uiPriority="9" w:unhideWhenUsed="1" w:qFormat="1"/>
+    <w:lsdException w:name="heading 5" w:semiHidden="1" w:uiPriority="9" w:unhideWhenUsed="1" w:qFormat="1"/>
+    <w:lsdException w:name="heading 6" w:semiHidden="1" w:uiPriority="9" w:unhideWhenUsed="1" w:qFormat="1"/>
+    <w:lsdException w:name="heading 7" w:semiHidden="1" w:uiPriority="9" w:unhideWhenUsed="1" w:qFormat="1"/>
+    <w:lsdException w:name="heading 8" w:semiHidden="1" w:uiPriority="9" w:unhideWhenUsed="1" w:qFormat="1"/>
+    <w:lsdException w:name="heading 9" w:semiHidden="1" w:uiPriority="9" w:unhideWhenUsed="1" w:qFormat="1"/>
+    <w:lsdException w:name="index 1" w:semiHidden="1" w:unhideWhenUsed="1"/>
+    <w:lsdException w:name="index 2" w:semiHidden="1" w:unhideWhenUsed="1"/>
+    <w:lsdException w:name="index 3" w:semiHidden="1" w:unhideWhenUsed="1"/>
+    <w:lsdException w:name="index 4" w:semiHidden="1" w:unhideWhenUsed="1"/>
+    <w:lsdException w:name="index 5" w:semiHidden="1" w:unhideWhenUsed="1"/>
+    <w:lsdException w:name="index 6" w:semiHidden="1" w:unhideWhenUsed="1"/>
+    <w:lsdException w:name="index 7" w:semiHidden="1" w:unhideWhenUsed="1"/>
+    <w:lsdException w:name="index 8" w:semiHidden="1" w:unhideWhenUsed="1"/>
+    <w:lsdException w:name="index 9" w:semiHidden="1" w:unhideWhenUsed="1"/>
+    <w:lsdException w:name="toc 1" w:semiHidden="1" w:uiPriority="39" w:unhideWhenUsed="1"/>
+    <w:lsdException w:name="toc 2" w:semiHidden="1" w:uiPriority="39" w:unhideWhenUsed="1"/>
+    <w:lsdException w:name="toc 3" w:semiHidden="1" w:uiPriority="39" w:unhideWhenUsed="1"/>
+    <w:lsdException w:name="toc 4" w:semiHidden="1" w:uiPriority="39" w:unhideWhenUsed="1"/>
+    <w:lsdException w:name="toc 5" w:semiHidden="1" w:uiPriority="39" w:unhideWhenUsed="1"/>
+    <w:lsdException w:name="toc 6" w:semiHidden="1" w:uiPriority="39" w:unhideWhenUsed="1"/>
+    <w:lsdException w:name="toc 7" w:semiHidden="1" w:uiPriority="39" w:unhideWhenUsed="1"/>
+    <w:lsdException w:name="toc 8" w:semiHidden="1" w:uiPriority="39" w:unhideWhenUsed="1"/>
+    <w:lsdException w:name="toc 9" w:semiHidden="1" w:uiPriority="39" w:unhideWhenUsed="1"/>
+    <w:lsdException w:name="Normal Indent" w:semiHidden="1" w:unhideWhenUsed="1"/>
+    <w:lsdException w:name="footnote text" w:semiHidden="1" w:unhideWhenUsed="1"/>
+    <w:lsdException w:name="annotation text" w:semiHidden="1" w:unhideWhenUsed="1"/>
+    <w:lsdException w:name="header" w:semiHidden="1" w:unhideWhenUsed="1"/>
+    <w:lsdException w:name="footer" w:semiHidden="1" w:unhideWhenUsed="1"/>
+    <w:lsdException w:name="index heading" w:semiHidden="1" w:unhideWhenUsed="1"/>
+    <w:lsdException w:name="caption" w:semiHidden="1" w:uiPriority="35" w:unhideWhenUsed="1" w:qFormat="1"/>
+    <w:lsdException w:name="table of figures" w:semiHidden="1" w:unhideWhenUsed="1"/>
+    <w:lsdException w:name="envelope address" w:semiHidden="1" w:unhideWhenUsed="1"/>
+    <w:lsdException w:name="envelope return" w:semiHidden="1" w:unhideWhenUsed="1"/>
+    <w:lsdException w:name="footnote reference" w:semiHidden="1" w:unhideWhenUsed="1"/>
+    <w:lsdException w:name="annotation reference" w:semiHidden="1" w:unhideWhenUsed="1"/>
+    <w:lsdException w:name="line number" w:semiHidden="1" w:unhideWhenUsed="1"/>
+    <w:lsdException w:name="page number" w:semiHidden="1" w:unhideWhenUsed="1"/>
+    <w:lsdException w:name="endnote reference" w:semiHidden="1" w:unhideWhenUsed="1"/>
+    <w:lsdException w:name="endnote text" w:semiHidden="1" w:unhideWhenUsed="1"/>
+    <w:lsdException w:name="table of authorities" w:semiHidden="1" w:unhideWhenUsed="1"/>
+    <w:lsdException w:name="macro" w:semiHidden="1" w:unhideWhenUsed="1"/>
+    <w:lsdException w:name="toa heading" w:semiHidden="1" w:unhideWhenUsed="1"/>
+    <w:lsdException w:name="List" w:semiHidden="1" w:unhideWhenUsed="1"/>
+    <w:lsdException w:name="List Bullet" w:semiHidden="1" w:unhideWhenUsed="1"/>
+    <w:lsdException w:name="List Number" w:semiHidden="1" w:unhideWhenUsed="1"/>
+    <w:lsdException w:name="List 2" w:semiHidden="1" w:unhideWhenUsed="1"/>
+    <w:lsdException w:name="List 3" w:semiHidden="1" w:unhideWhenUsed="1"/>
+    <w:lsdException w:name="List 4" w:semiHidden="1" w:unhideWhenUsed="1"/>
+    <w:lsdException w:name="List 5" w:semiHidden="1" w:unhideWhenUsed="1"/>
+    <w:lsdException w:name="List Bullet 2" w:semiHidden="1" w:unhideWhenUsed="1"/>
+    <w:lsdException w:name="List Bullet 3" w:semiHidden="1" w:unhideWhenUsed="1"/>
+    <w:lsdException w:name="List Bullet 4" w:semiHidden="1" w:unhideWhenUsed="1"/>
+    <w:lsdException w:name="List Bullet 5" w:semiHidden="1" w:unhideWhenUsed="1"/>
+    <w:lsdException w:name="List Number 2" w:semiHidden="1" w:unhideWhenUsed="1"/>
+    <w:lsdException w:name="List Number 3" w:semiHidden="1" w:unhideWhenUsed="1"/>
+    <w:lsdException w:name="List Number 4" w:semiHidden="1" w:unhideWhenUsed="1"/>
+    <w:lsdException w:name="List Number 5" w:semiHidden="1" w:unhideWhenUsed="1"/>
+    <w:lsdException w:name="Title" w:uiPriority="10" w:qFormat="1"/>
+    <w:lsdException w:name="Closing" w:semiHidden="1" w:unhideWhenUsed="1"/>
+    <w:lsdException w:name="Signature" w:semiHidden="1" w:unhideWhenUsed="1"/>
+    <w:lsdException w:name="Default Paragraph Font" w:semiHidden="1" w:uiPriority="1" w:unhideWhenUsed="1"/>
+    <w:lsdException w:name="Body Text" w:semiHidden="1" w:unhideWhenUsed="1"/>
+    <w:lsdException w:name="Body Text Indent" w:semiHidden="1" w:unhideWhenUsed="1"/>
+    <w:lsdException w:name="List Continue" w:semiHidden="1" w:unhideWhenUsed="1"/>
+    <w:lsdException w:name="List Continue 2" w:semiHidden="1" w:unhideWhenUsed="1"/>
+    <w:lsdException w:name="List Continue 3" w:semiHidden="1" w:unhideWhenUsed="1"/>
+    <w:lsdException w:name="List Continue 4" w:semiHidden="1" w:unhideWhenUsed="1"/>
+    <w:lsdException w:name="List Continue 5" w:semiHidden="1" w:unhideWhenUsed="1"/>
+    <w:lsdException w:name="Message Header" w:semiHidden="1" w:unhideWhenUsed="1"/>
+    <w:lsdException w:name="Subtitle" w:uiPriority="11" w:qFormat="1"/>
+    <w:lsdException w:name="Salutation" w:semiHidden="1" w:unhideWhenUsed="1"/>
+    <w:lsdException w:name="Date" w:semiHidden="1" w:unhideWhenUsed="1"/>
+    <w:lsdException w:name="Body Text First Indent" w:semiHidden="1" w:unhideWhenUsed="1"/>
+    <w:lsdException w:name="Body Text First Indent 2" w:semiHidden="1" w:unhideWhenUsed="1"/>
+    <w:lsdException w:name="Note Heading" w:semiHidden="1" w:unhideWhenUsed="1"/>
+    <w:lsdException w:name="Body Text 2" w:semiHidden="1" w:unhideWhenUsed="1"/>
+    <w:lsdException w:name="Body Text 3" w:semiHidden="1" w:unhideWhenUsed="1"/>
+    <w:lsdException w:name="Body Text Indent 2" w:semiHidden="1" w:unhideWhenUsed="1"/>
+    <w:lsdException w:name="Body Text Indent 3" w:semiHidden="1" w:unhideWhenUsed="1"/>
+    <w:lsdException w:name="Block Text" w:semiHidden="1" w:unhideWhenUsed="1"/>
+    <w:lsdException w:name="Hyperlink" w:semiHidden="1" w:unhideWhenUsed="1"/>
+    <w:lsdException w:name="FollowedHyperlink" w:semiHidden="1" w:unhideWhenUsed="1"/>
+    <w:lsdException w:name="Strong" w:uiPriority="22" w:qFormat="1"/>
+    <w:lsdException w:name="Emphasis" w:uiPriority="20" w:qFormat="1"/>
+    <w:lsdException w:name="Document Map" w:semiHidden="1" w:unhideWhenUsed="1"/>
+    <w:lsdException w:name="Plain Text" w:semiHidden="1" w:unhideWhenUsed="1"/>
+    <w:lsdException w:name="E-mail Signature" w:semiHidden="1" w:unhideWhenUsed="1"/>
+    <w:lsdException w:name="HTML Top of Form" w:semiHidden="1" w:unhideWhenUsed="1"/>
+    <w:lsdException w:name="HTML Bottom of Form" w:semiHidden="1" w:unhideWhenUsed="1"/>
+    <w:lsdException w:name="Normal (Web)" w:semiHidden="1" w:unhideWhenUsed="1"/>
+    <w:lsdException w:name="HTML Acronym" w:semiHidden="1" w:unhideWhenUsed="1"/>
+    <w:lsdException w:name="HTML Address" w:semiHidden="1" w:unhideWhenUsed="1"/>
+    <w:lsdException w:name="HTML Cite" w:semiHidden="1" w:unhideWhenUsed="1"/>
+    <w:lsdException w:name="HTML Code" w:semiHidden="1" w:unhideWhenUsed="1"/>
+    <w:lsdException w:name="HTML Definition" w:semiHidden="1" w:unhideWhenUsed="1"/>
+    <w:lsdException w:name="HTML Keyboard" w:semiHidden="1" w:unhideWhenUsed="1"/>
+    <w:lsdException w:name="HTML Preformatted" w:semiHidden="1" w:unhideWhenUsed="1"/>
+    <w:lsdException w:name="HTML Sample" w:semiHidden="1" w:unhideWhenUsed="1"/>
+    <w:lsdException w:name="HTML Typewriter" w:semiHidden="1" w:unhideWhenUsed="1"/>
+    <w:lsdException w:name="HTML Variable" w:semiHidden="1" w:unhideWhenUsed="1"/>
+    <w:lsdException w:name="Normal Table" w:semiHidden="1" w:unhideWhenUsed="1"/>
+    <w:lsdException w:name="annotation subject" w:semiHidden="1" w:unhideWhenUsed="1"/>
+    <w:lsdException w:name="No List" w:semiHidden="1" w:unhideWhenUsed="1"/>
+    <w:lsdException w:name="Outline List 1" w:semiHidden="1" w:unhideWhenUsed="1"/>
+    <w:lsdException w:name="Outline List 2" w:semiHidden="1" w:unhideWhenUsed="1"/>
+    <w:lsdException w:name="Outline List 3" w:semiHidden="1" w:unhideWhenUsed="1"/>
+    <w:lsdException w:name="Table Simple 1" w:semiHidden="1" w:unhideWhenUsed="1"/>
+    <w:lsdException w:name="Table Simple 2" w:semiHidden="1" w:unhideWhenUsed="1"/>
+    <w:lsdException w:name="Table Simple 3" w:semiHidden="1" w:unhideWhenUsed="1"/>
+    <w:lsdException w:name="Table Classic 1" w:semiHidden="1" w:unhideWhenUsed="1"/>
+    <w:lsdException w:name="Table Classic 2" w:semiHidden="1" w:unhideWhenUsed="1"/>
+    <w:lsdException w:name="Table Classic 3" w:semiHidden="1" w:unhideWhenUsed="1"/>
+    <w:lsdException w:name="Table Classic 4" w:semiHidden="1" w:unhideWhenUsed="1"/>
+    <w:lsdException w:name="Table Colorful 1" w:semiHidden="1" w:unhideWhenUsed="1"/>
+    <w:lsdException w:name="Table Colorful 2" w:semiHidden="1" w:unhideWhenUsed="1"/>
+    <w:lsdException w:name="Table Colorful 3" w:semiHidden="1" w:unhideWhenUsed="1"/>
+    <w:lsdException w:name="Table Columns 1" w:semiHidden="1" w:unhideWhenUsed="1"/>
+    <w:lsdException w:name="Table Columns 2" w:semiHidden="1" w:unhideWhenUsed="1"/>
+    <w:lsdException w:name="Table Columns 3" w:semiHidden="1" w:unhideWhenUsed="1"/>
+    <w:lsdException w:name="Table Columns 4" w:semiHidden="1" w:unhideWhenUsed="1"/>
+    <w:lsdException w:name="Table Columns 5" w:semiHidden="1" w:unhideWhenUsed="1"/>
+    <w:lsdException w:name="Table Grid 1" w:semiHidden="1" w:unhideWhenUsed="1"/>
+    <w:lsdException w:name="Table Grid 2" w:semiHidden="1" w:unhideWhenUsed="1"/>
+    <w:lsdException w:name="Table Grid 3" w:semiHidden="1" w:unhideWhenUsed="1"/>
+    <w:lsdException w:name="Table Grid 4" w:semiHidden="1" w:unhideWhenUsed="1"/>
+    <w:lsdException w:name="Table Grid 5" w:semiHidden="1" w:unhideWhenUsed="1"/>
+    <w:lsdException w:name="Table Grid 6" w:semiHidden="1" w:unhideWhenUsed="1"/>
+    <w:lsdException w:name="Table Grid 7" w:semiHidden="1" w:unhideWhenUsed="1"/>
+    <w:lsdException w:name="Table Grid 8" w:semiHidden="1" w:unhideWhenUsed="1"/>
+    <w:lsdException w:name="Table List 1" w:semiHidden="1" w:unhideWhenUsed="1"/>
+    <w:lsdException w:name="Table List 2" w:semiHidden="1" w:unhideWhenUsed="1"/>
+    <w:lsdException w:name="Table List 3" w:semiHidden="1" w:unhideWhenUsed="1"/>
+    <w:lsdException w:name="Table List 4" w:semiHidden="1" w:unhideWhenUsed="1"/>
+    <w:lsdException w:name="Table List 5" w:semiHidden="1" w:unhideWhenUsed="1"/>
+    <w:lsdException w:name="Table List 6" w:semiHidden="1" w:unhideWhenUsed="1"/>
+    <w:lsdException w:name="Table List 7" w:semiHidden="1" w:unhideWhenUsed="1"/>
+    <w:lsdException w:name="Table List 8" w:semiHidden="1" w:unhideWhenUsed="1"/>
+    <w:lsdException w:name="Table 3D effects 1" w:semiHidden="1" w:unhideWhenUsed="1"/>
+    <w:lsdException w:name="Table 3D effects 2" w:semiHidden="1" w:unhideWhenUsed="1"/>
+    <w:lsdException w:name="Table 3D effects 3" w:semiHidden="1" w:unhideWhenUsed="1"/>
+    <w:lsdException w:name="Table Contemporary" w:semiHidden="1" w:unhideWhenUsed="1"/>
+    <w:lsdException w:name="Table Elegant" w:semiHidden="1" w:unhideWhenUsed="1"/>
+    <w:lsdException w:name="Table Professional" w:semiHidden="1" w:unhideWhenUsed="1"/>
+    <w:lsdException w:name="Table Subtle 1" w:semiHidden="1" w:unhideWhenUsed="1"/>
+    <w:lsdException w:name="Table Subtle 2" w:semiHidden="1" w:unhideWhenUsed="1"/>
+    <w:lsdException w:name="Table Web 1" w:semiHidden="1" w:unhideWhenUsed="1"/>
+    <w:lsdException w:name="Table Web 2" w:semiHidden="1" w:unhideWhenUsed="1"/>
+    <w:lsdException w:name="Table Web 3" w:semiHidden="1" w:unhideWhenUsed="1"/>
+    <w:lsdException w:name="Balloon Text" w:semiHidden="1" w:unhideWhenUsed="1"/>
+    <w:lsdException w:name="Table Grid" w:uiPriority="59"/>
+    <w:lsdException w:name="Table Theme" w:semiHidden="1" w:unhideWhenUsed="1"/>
+    <w:lsdException w:name="Placeholder Text" w:semiHidden="1"/>
+    <w:lsdException w:name="No Spacing" w:uiPriority="1" w:qFormat="1"/>
+    <w:lsdException w:name="Light Shading" w:uiPriority="60"/>
+    <w:lsdException w:name="Light List" w:uiPriority="61"/>
+    <w:lsdException w:name="Light Grid" w:uiPriority="62"/>
+    <w:lsdException w:name="Medium Shading 1" w:uiPriority="63"/>
+    <w:lsdException w:name="Medium Shading 2" w:uiPriority="64"/>
+    <w:lsdException w:name="Medium List 1" w:uiPriority="65"/>
+    <w:lsdException w:name="Medium List 2" w:uiPriority="66"/>
+    <w:lsdException w:name="Medium Grid 1" w:uiPriority="67"/>
+    <w:lsdException w:name="Medium Grid 2" w:uiPriority="68"/>
+    <w:lsdException w:name="Medium Grid 3" w:uiPriority="69"/>
+    <w:lsdException w:name="Dark List" w:uiPriority="70"/>
+    <w:lsdException w:name="Colorful Shading" w:uiPriority="71"/>
+    <w:lsdException w:name="Colorful List" w:uiPriority="72"/>
+    <w:lsdException w:name="Colorful Grid" w:uiPriority="73"/>
+    <w:lsdException w:name="Light Shading Accent 1" w:uiPriority="60"/>
+    <w:lsdException w:name="Light List Accent 1" w:uiPriority="61"/>
+    <w:lsdException w:name="Light Grid Accent 1" w:uiPriority="62"/>
+    <w:lsdException w:name="Medium Shading 1 Accent 1" w:uiPriority="63"/>
+    <w:lsdException w:name="Medium Shading 2 Accent 1" w:uiPriority="64"/>
+    <w:lsdException w:name="Medium List 1 Accent 1" w:uiPriority="65"/>
+    <w:lsdException w:name="Revision" w:semiHidden="1"/>
+    <w:lsdException w:name="List Paragraph" w:uiPriority="34" w:qFormat="1"/>
+    <w:lsdException w:name="Quote" w:uiPriority="29" w:qFormat="1"/>
+    <w:lsdException w:name="Intense Quote" w:uiPriority="30" w:qFormat="1"/>
+    <w:lsdException w:name="Medium List 2 Accent 1" w:uiPriority="66"/>
+    <w:lsdException w:name="Medium Grid 1 Accent 1" w:uiPriority="67"/>
+    <w:lsdException w:name="Medium Grid 2 Accent 1" w:uiPriority="68"/>
+    <w:lsdException w:name="Medium Grid 3 Accent 1" w:uiPriority="69"/>
+    <w:lsdException w:name="Dark List Accent 1" w:uiPriority="70"/>
+    <w:lsdException w:name="Colorful Shading Accent 1" w:uiPriority="71"/>
+    <w:lsdException w:name="Colorful List Accent 1" w:uiPriority="72"/>
+    <w:lsdException w:name="Colorful Grid Accent 1" w:uiPriority="73"/>
+    <w:lsdException w:name="Light Shading Accent 2" w:uiPriority="60"/>
+    <w:lsdException w:name="Light List Accent 2" w:uiPriority="61"/>
+    <w:lsdException w:name="Light Grid Accent 2" w:uiPriority="62"/>
+    <w:lsdException w:name="Medium Shading 1 Accent 2" w:uiPriority="63"/>
+    <w:lsdException w:name="Medium Shading 2 Accent 2" w:uiPriority="64"/>
+    <w:lsdException w:name="Medium List 1 Accent 2" w:uiPriority="65"/>
+    <w:lsdException w:name="Medium List 2 Accent 2" w:uiPriority="66"/>
+    <w:lsdException w:name="Medium Grid 1 Accent 2" w:uiPriority="67"/>
+    <w:lsdException w:name="Medium Grid 2 Accent 2" w:uiPriority="68"/>
+    <w:lsdException w:name="Medium Grid 3 Accent 2" w:uiPriority="69"/>
+    <w:lsdException w:name="Dark List Accent 2" w:uiPriority="70"/>
+    <w:lsdException w:name="Colorful Shading Accent 2" w:uiPriority="71"/>
+    <w:lsdException w:name="Colorful List Accent 2" w:uiPriority="72"/>
+    <w:lsdException w:name="Colorful Grid Accent 2" w:uiPriority="73"/>
+    <w:lsdException w:name="Light Shading Accent 3" w:uiPriority="60"/>
+    <w:lsdException w:name="Light List Accent 3" w:uiPriority="61"/>
+    <w:lsdException w:name="Light Grid Accent 3" w:uiPriority="62"/>
+    <w:lsdException w:name="Medium Shading 1 Accent 3" w:uiPriority="63"/>
+    <w:lsdException w:name="Medium Shading 2 Accent 3" w:uiPriority="64"/>
+    <w:lsdException w:name="Medium List 1 Accent 3" w:uiPriority="65"/>
+    <w:lsdException w:name="Medium List 2 Accent 3" w:uiPriority="66"/>
+    <w:lsdException w:name="Medium Grid 1 Accent 3" w:uiPriority="67"/>
+    <w:lsdException w:name="Medium Grid 2 Accent 3" w:uiPriority="68"/>
+    <w:lsdException w:name="Medium Grid 3 Accent 3" w:uiPriority="69"/>
+    <w:lsdException w:name="Dark List Accent 3" w:uiPriority="70"/>
+    <w:lsdException w:name="Colorful Shading Accent 3" w:uiPriority="71"/>
+    <w:lsdException w:name="Colorful List Accent 3" w:uiPriority="72"/>
+    <w:lsdException w:name="Colorful Grid Accent 3" w:uiPriority="73"/>
+    <w:lsdException w:name="Light Shading Accent 4" w:uiPriority="60"/>
+    <w:lsdException w:name="Light List Accent 4" w:uiPriority="61"/>
+    <w:lsdException w:name="Light Grid Accent 4" w:uiPriority="62"/>
+    <w:lsdException w:name="Medium Shading 1 Accent 4" w:uiPriority="63"/>
+    <w:lsdException w:name="Medium Shading 2 Accent 4" w:uiPriority="64"/>
+    <w:lsdException w:name="Medium List 1 Accent 4" w:uiPriority="65"/>
+    <w:lsdException w:name="Medium List 2 Accent 4" w:uiPriority="66"/>
+    <w:lsdException w:name="Medium Grid 1 Accent 4" w:uiPriority="67"/>
+    <w:lsdException w:name="Medium Grid 2 Accent 4" w:uiPriority="68"/>
+    <w:lsdException w:name="Medium Grid 3 Accent 4" w:uiPriority="69"/>
+    <w:lsdException w:name="Dark List Accent 4" w:uiPriority="70"/>
+    <w:lsdException w:name="Colorful Shading Accent 4" w:uiPriority="71"/>
+    <w:lsdException w:name="Colorful List Accent 4" w:uiPriority="72"/>
+    <w:lsdException w:name="Colorful Grid Accent 4" w:uiPriority="73"/>
+    <w:lsdException w:name="Light Shading Accent 5" w:uiPriority="60"/>
+    <w:lsdException w:name="Light List Accent 5" w:uiPriority="61"/>
+    <w:lsdException w:name="Light Grid Accent 5" w:uiPriority="62"/>
+    <w:lsdException w:name="Medium Shading 1 Accent 5" w:uiPriority="63"/>
+    <w:lsdException w:name="Medium Shading 2 Accent 5" w:uiPriority="64"/>
+    <w:lsdException w:name="Medium List 1 Accent 5" w:uiPriority="65"/>
+    <w:lsdException w:name="Medium List 2 Accent 5" w:uiPriority="66"/>
+    <w:lsdException w:name="Medium Grid 1 Accent 5" w:uiPriority="67"/>
+    <w:lsdException w:name="Medium Grid 2 Accent 5" w:uiPriority="68"/>
+    <w:lsdException w:name="Medium Grid 3 Accent 5" w:uiPriority="69"/>
+    <w:lsdException w:name="Dark List Accent 5" w:uiPriority="70"/>
+    <w:lsdException w:name="Colorful Shading Accent 5" w:uiPriority="71"/>
+    <w:lsdException w:name="Colorful List Accent 5" w:uiPriority="72"/>
+    <w:lsdException w:name="Colorful Grid Accent 5" w:uiPriority="73"/>
+    <w:lsdException w:name="Light Shading Accent 6" w:uiPriority="60"/>
+    <w:lsdException w:name="Light List Accent 6" w:uiPriority="61"/>
+    <w:lsdException w:name="Light Grid Accent 6" w:uiPriority="62"/>
+    <w:lsdException w:name="Medium Shading 1 Accent 6" w:uiPriority="63"/>
+    <w:lsdException w:name="Medium Shading 2 Accent 6" w:uiPriority="64"/>
+    <w:lsdException w:name="Medium List 1 Accent 6" w:uiPriority="65"/>
+    <w:lsdException w:name="Medium List 2 Accent 6" w:uiPriority="66"/>
+    <w:lsdException w:name="Medium Grid 1 Accent 6" w:uiPriority="67"/>
+    <w:lsdException w:name="Medium Grid 2 Accent 6" w:uiPriority="68"/>
+    <w:lsdException w:name="Medium Grid 3 Accent 6" w:uiPriority="69"/>
+    <w:lsdException w:name="Dark List Accent 6" w:uiPriority="70"/>
+    <w:lsdException w:name="Colorful Shading Accent 6" w:uiPriority="71"/>
+    <w:lsdException w:name="Colorful List Accent 6" w:uiPriority="72"/>
+    <w:lsdException w:name="Colorful Grid Accent 6" w:uiPriority="73"/>
+    <w:lsdException w:name="Subtle Emphasis" w:uiPriority="19" w:qFormat="1"/>
+    <w:lsdException w:name="Intense Emphasis" w:uiPriority="21" w:qFormat="1"/>
+    <w:lsdException w:name="Subtle Reference" w:uiPriority="31" w:qFormat="1"/>
+    <w:lsdException w:name="Intense Reference" w:uiPriority="32" w:qFormat="1"/>
+    <w:lsdException w:name="Book Title" w:uiPriority="33" w:qFormat="1"/>
+    <w:lsdException w:name="Bibliography" w:semiHidden="1" w:uiPriority="37" w:unhideWhenUsed="1"/>
+    <w:lsdException w:name="TOC Heading" w:semiHidden="1" w:uiPriority="39" w:unhideWhenUsed="1" w:qFormat="1"/>
+    <w:lsdException w:name="Plain Table 1" w:uiPriority="41"/>
+    <w:lsdException w:name="Plain Table 2" w:uiPriority="42"/>
+    <w:lsdException w:name="Plain Table 3" w:uiPriority="43"/>
+    <w:lsdException w:name="Plain Table 4" w:uiPriority="44"/>
+    <w:lsdException w:name="Plain Table 5" w:uiPriority="45"/>
+    <w:lsdException w:name="Grid Table Light" w:uiPriority="40"/>
+    <w:lsdException w:name="Grid Table 1 Light" w:uiPriority="46"/>
+    <w:lsdException w:name="Grid Table 2" w:uiPriority="47"/>
+    <w:lsdException w:name="Grid Table 3" w:uiPriority="48"/>
+    <w:lsdException w:name="Grid Table 4" w:uiPriority="49"/>
+    <w:lsdException w:name="Grid Table 5 Dark" w:uiPriority="50"/>
+    <w:lsdException w:name="Grid Table 6 Colorful" w:uiPriority="51"/>
+    <w:lsdException w:name="Grid Table 7 Colorful" w:uiPriority="52"/>
+    <w:lsdException w:name="Grid Table 1 Light Accent 1" w:uiPriority="46"/>
+    <w:lsdException w:name="Grid Table 2 Accent 1" w:uiPriority="47"/>
+    <w:lsdException w:name="Grid Table 3 Accent 1" w:uiPriority="48"/>
+    <w:lsdException w:name="Grid Table 4 Accent 1" w:uiPriority="49"/>
+    <w:lsdException w:name="Grid Table 5 Dark Accent 1" w:uiPriority="50"/>
+    <w:lsdException w:name="Grid Table 6 Colorful Accent 1" w:uiPriority="51"/>
+    <w:lsdException w:name="Grid Table 7 Colorful Accent 1" w:uiPriority="52"/>
+    <w:lsdException w:name="Grid Table 1 Light Accent 2" w:uiPriority="46"/>
+    <w:lsdException w:name="Grid Table 2 Accent 2" w:uiPriority="47"/>
+    <w:lsdException w:name="Grid Table 3 Accent 2" w:uiPriority="48"/>
+    <w:lsdException w:name="Grid Table 4 Accent 2" w:uiPriority="49"/>
+    <w:lsdException w:name="Grid Table 5 Dark Accent 2" w:uiPriority="50"/>
+    <w:lsdException w:name="Grid Table 6 Colorful Accent 2" w:uiPriority="51"/>
+    <w:lsdException w:name="Grid Table 7 Colorful Accent 2" w:uiPriority="52"/>
+    <w:lsdException w:name="Grid Table 1 Light Accent 3" w:uiPriority="46"/>
+    <w:lsdException w:name="Grid Table 2 Accent 3" w:uiPriority="47"/>
+    <w:lsdException w:name="Grid Table 3 Accent 3" w:uiPriority="48"/>
+    <w:lsdException w:name="Grid Table 4 Accent 3" w:uiPriority="49"/>
+    <w:lsdException w:name="Grid Table 5 Dark Accent 3" w:uiPriority="50"/>
+    <w:lsdException w:name="Grid Table 6 Colorful Accent 3" w:uiPriority="51"/>
+    <w:lsdException w:name="Grid Table 7 Colorful Accent 3" w:uiPriority="52"/>
+    <w:lsdException w:name="Grid Table 1 Light Accent 4" w:uiPriority="46"/>
+    <w:lsdException w:name="Grid Table 2 Accent 4" w:uiPriority="47"/>
+    <w:lsdException w:name="Grid Table 3 Accent 4" w:uiPriority="48"/>
+    <w:lsdException w:name="Grid Table 4 Accent 4" w:uiPriority="49"/>
+    <w:lsdException w:name="Grid Table 5 Dark Accent 4" w:uiPriority="50"/>
+    <w:lsdException w:name="Grid Table 6 Colorful Accent 4" w:uiPriority="51"/>
+    <w:lsdException w:name="Grid Table 7 Colorful Accent 4" w:uiPriority="52"/>
+    <w:lsdException w:name="Grid Table 1 Light Accent 5" w:uiPriority="46"/>
+    <w:lsdException w:name="Grid Table 2 Accent 5" w:uiPriority="47"/>
+    <w:lsdException w:name="Grid Table 3 Accent 5" w:uiPriority="48"/>
+    <w:lsdException w:name="Grid Table 4 Accent 5" w:uiPriority="49"/>
+    <w:lsdException w:name="Grid Table 5 Dark Accent 5" w:uiPriority="50"/>
+    <w:lsdException w:name="Grid Table 6 Colorful Accent 5" w:uiPriority="51"/>
+    <w:lsdException w:name="Grid Table 7 Colorful Accent 5" w:uiPriority="52"/>
+    <w:lsdException w:name="Grid Table 1 Light Accent 6" w:uiPriority="46"/>
+    <w:lsdException w:name="Grid Table 2 Accent 6" w:uiPriority="47"/>
+    <w:lsdException w:name="Grid Table 3 Accent 6" w:uiPriority="48"/>
+    <w:lsdException w:name="Grid Table 4 Accent 6" w:uiPriority="49"/>
+    <w:lsdException w:name="Grid Table 5 Dark Accent 6" w:uiPriority="50"/>
+    <w:lsdException w:name="Grid Table 6 Colorful Accent 6" w:uiPriority="51"/>
+    <w:lsdException w:name="Grid Table 7 Colorful Accent 6" w:uiPriority="52"/>
+    <w:lsdException w:name="List Table 1 Light" w:uiPriority="46"/>
+    <w:lsdException w:name="List Table 2" w:uiPriority="47"/>
+    <w:lsdException w:name="List Table 3" w:uiPriority="48"/>
+    <w:lsdException w:name="List Table 4" w:uiPriority="49"/>
+    <w:lsdException w:name="List Table 5 Dark" w:uiPriority="50"/>
+    <w:lsdException w:name="List Table 6 Colorful" w:uiPriority="51"/>
+    <w:lsdException w:name="List Table 7 Colorful" w:uiPriority="52"/>
+    <w:lsdException w:name="List Table 1 Light Accent 1" w:uiPriority="46"/>
+    <w:lsdException w:name="List Table 2 Accent 1" w:uiPriority="47"/>
+    <w:lsdException w:name="List Table 3 Accent 1" w:uiPriority="48"/>
+    <w:lsdException w:name="List Table 4 Accent 1" w:uiPriority="49"/>
+    <w:lsdException w:name="List Table 5 Dark Accent 1" w:uiPriority="50"/>
+    <w:lsdException w:name="List Table 6 Colorful Accent 1" w:uiPriority="51"/>
+    <w:lsdException w:name="List Table 7 Colorful Accent 1" w:uiPriority="52"/>
+    <w:lsdException w:name="List Table 1 Light Accent 2" w:uiPriority="46"/>
+    <w:lsdException w:name="List Table 2 Accent 2" w:uiPriority="47"/>
+    <w:lsdException w:name="List Table 3 Accent 2" w:uiPriority="48"/>
+    <w:lsdException w:name="List Table 4 Accent 2" w:uiPriority="49"/>
+    <w:lsdException w:name="List Table 5 Dark Accent 2" w:uiPriority="50"/>
+    <w:lsdException w:name="List Table 6 Colorful Accent 2" w:uiPriority="51"/>
+    <w:lsdException w:name="List Table 7 Colorful Accent 2" w:uiPriority="52"/>
+    <w:lsdException w:name="List Table 1 Light Accent 3" w:uiPriority="46"/>
+    <w:lsdException w:name="List Table 2 Accent 3" w:uiPriority="47"/>
+    <w:lsdException w:name="List Table 3 Accent 3" w:uiPriority="48"/>
+    <w:lsdException w:name="List Table 4 Accent 3" w:uiPriority="49"/>
+    <w:lsdException w:name="List Table 5 Dark Accent 3" w:uiPriority="50"/>
+    <w:lsdException w:name="List Table 6 Colorful Accent 3" w:uiPriority="51"/>
+    <w:lsdException w:name="List Table 7 Colorful Accent 3" w:uiPriority="52"/>
+    <w:lsdException w:name="List Table 1 Light Accent 4" w:uiPriority="46"/>
+    <w:lsdException w:name="List Table 2 Accent 4" w:uiPriority="47"/>
+    <w:lsdException w:name="List Table 3 Accent 4" w:uiPriority="48"/>
+    <w:lsdException w:name="List Table 4 Accent 4" w:uiPriority="49"/>
+    <w:lsdException w:name="List Table 5 Dark Accent 4" w:uiPriority="50"/>
+    <w:lsdException w:name="List Table 6 Colorful Accent 4" w:uiPriority="51"/>
+    <w:lsdException w:name="List Table 7 Colorful Accent 4" w:uiPriority="52"/>
+    <w:lsdException w:name="List Table 1 Light Accent 5" w:uiPriority="46"/>
+    <w:lsdException w:name="List Table 2 Accent 5" w:uiPriority="47"/>
+    <w:lsdException w:name="List Table 3 Accent 5" w:uiPriority="48"/>
+    <w:lsdException w:name="List Table 4 Accent 5" w:uiPriority="49"/>
+    <w:lsdException w:name="List Table 5 Dark Accent 5" w:uiPriority="50"/>
+    <w:lsdException w:name="List Table 6 Colorful Accent 5" w:uiPriority="51"/>
+    <w:lsdException w:name="List Table 7 Colorful Accent 5" w:uiPriority="52"/>
+    <w:lsdException w:name="List Table 1 Light Accent 6" w:uiPriority="46"/>
+    <w:lsdException w:name="List Table 2 Accent 6" w:uiPriority="47"/>
+    <w:lsdException w:name="List Table 3 Accent 6" w:uiPriority="48"/>
+    <w:lsdException w:name="List Table 4 Accent 6" w:uiPriority="49"/>
+    <w:lsdException w:name="List Table 5 Dark Accent 6" w:uiPriority="50"/>
+    <w:lsdException w:name="List Table 6 Colorful Accent 6" w:uiPriority="51"/>
+    <w:lsdException w:name="List Table 7 Colorful Accent 6" w:uiPriority="52"/>
+    <w:lsdException w:name="Mention" w:semiHidden="1" w:unhideWhenUsed="1"/>
+    <w:lsdException w:name="Smart Hyperlink" w:semiHidden="1" w:unhideWhenUsed="1"/>
+    <w:lsdException w:name="Hashtag" w:semiHidden="1" w:unhideWhenUsed="1"/>
+    <w:lsdException w:name="Unresolved Mention" w:semiHidden="1" w:unhideWhenUsed="1"/>
+    <w:lsdException w:name="Smart Link" w:semiHidden="1" w:unhideWhenUsed="1"/>
   </w:latentStyles>
   <w:style w:type="paragraph" w:default="1" w:styleId="Normal">
     <w:name w:val="Normal"/>
@@ -546,196 +783,6 @@
       <w:sz w:val="16"/>
       <w:szCs w:val="16"/>
     </w:rPr>
-  </w:style>
-</w:styles>
-</file>
-
-<file path=word/stylesWithEffects.xml><?xml version="1.0" encoding="utf-8"?>
-<w:styles xmlns:wpc="http://schemas.microsoft.com/office/word/2010/wordprocessingCanvas" xmlns:mc="http://schemas.openxmlformats.org/markup-compatibility/2006" xmlns:o="urn:schemas-microsoft-com:office:office" xmlns:r="http://schemas.openxmlformats.org/officeDocument/2006/relationships" xmlns:m="http://schemas.openxmlformats.org/officeDocument/2006/math" xmlns:v="urn:schemas-microsoft-com:vml" xmlns:wp14="http://schemas.microsoft.com/office/word/2010/wordprocessingDrawing" xmlns:wp="http://schemas.openxmlformats.org/drawingml/2006/wordprocessingDrawing" xmlns:w10="urn:schemas-microsoft-com:office:word" xmlns:w="http://schemas.openxmlformats.org/wordprocessingml/2006/main" xmlns:w14="http://schemas.microsoft.com/office/word/2010/wordml" xmlns:wpg="http://schemas.microsoft.com/office/word/2010/wordprocessingGroup" xmlns:wpi="http://schemas.microsoft.com/office/word/2010/wordprocessingInk" xmlns:wne="http://schemas.microsoft.com/office/word/2006/wordml" xmlns:wps="http://schemas.microsoft.com/office/word/2010/wordprocessingShape" mc:Ignorable="w14 wp14">
-  <w:docDefaults>
-    <w:rPrDefault>
-      <w:rPr>
-        <w:rFonts w:asciiTheme="minorHAnsi" w:eastAsiaTheme="minorEastAsia" w:hAnsiTheme="minorHAnsi" w:cstheme="minorBidi"/>
-        <w:sz w:val="22"/>
-        <w:szCs w:val="22"/>
-        <w:lang w:val="en-US" w:eastAsia="en-US" w:bidi="ar-SA"/>
-      </w:rPr>
-    </w:rPrDefault>
-    <w:pPrDefault>
-      <w:pPr>
-        <w:spacing w:after="200" w:line="276" w:lineRule="auto"/>
-      </w:pPr>
-    </w:pPrDefault>
-  </w:docDefaults>
-  <w:latentStyles w:defLockedState="0" w:defUIPriority="99" w:defSemiHidden="1" w:defUnhideWhenUsed="1" w:defQFormat="0" w:count="267">
-    <w:lsdException w:name="Normal" w:semiHidden="0" w:uiPriority="0" w:unhideWhenUsed="0" w:qFormat="1"/>
-    <w:lsdException w:name="heading 1" w:semiHidden="0" w:uiPriority="9" w:unhideWhenUsed="0" w:qFormat="1"/>
-    <w:lsdException w:name="heading 2" w:uiPriority="9" w:qFormat="1"/>
-    <w:lsdException w:name="heading 3" w:uiPriority="9" w:qFormat="1"/>
-    <w:lsdException w:name="heading 4" w:uiPriority="9" w:qFormat="1"/>
-    <w:lsdException w:name="heading 5" w:uiPriority="9" w:qFormat="1"/>
-    <w:lsdException w:name="heading 6" w:uiPriority="9" w:qFormat="1"/>
-    <w:lsdException w:name="heading 7" w:uiPriority="9" w:qFormat="1"/>
-    <w:lsdException w:name="heading 8" w:uiPriority="9" w:qFormat="1"/>
-    <w:lsdException w:name="heading 9" w:uiPriority="9" w:qFormat="1"/>
-    <w:lsdException w:name="toc 1" w:uiPriority="39"/>
-    <w:lsdException w:name="toc 2" w:uiPriority="39"/>
-    <w:lsdException w:name="toc 3" w:uiPriority="39"/>
-    <w:lsdException w:name="toc 4" w:uiPriority="39"/>
-    <w:lsdException w:name="toc 5" w:uiPriority="39"/>
-    <w:lsdException w:name="toc 6" w:uiPriority="39"/>
-    <w:lsdException w:name="toc 7" w:uiPriority="39"/>
-    <w:lsdException w:name="toc 8" w:uiPriority="39"/>
-    <w:lsdException w:name="toc 9" w:uiPriority="39"/>
-    <w:lsdException w:name="caption" w:uiPriority="35" w:qFormat="1"/>
-    <w:lsdException w:name="Title" w:semiHidden="0" w:uiPriority="10" w:unhideWhenUsed="0" w:qFormat="1"/>
-    <w:lsdException w:name="Default Paragraph Font" w:uiPriority="1"/>
-    <w:lsdException w:name="Subtitle" w:semiHidden="0" w:uiPriority="11" w:unhideWhenUsed="0" w:qFormat="1"/>
-    <w:lsdException w:name="Strong" w:semiHidden="0" w:uiPriority="22" w:unhideWhenUsed="0" w:qFormat="1"/>
-    <w:lsdException w:name="Emphasis" w:semiHidden="0" w:uiPriority="20" w:unhideWhenUsed="0" w:qFormat="1"/>
-    <w:lsdException w:name="Table Grid" w:semiHidden="0" w:uiPriority="59" w:unhideWhenUsed="0"/>
-    <w:lsdException w:name="Placeholder Text" w:unhideWhenUsed="0"/>
-    <w:lsdException w:name="No Spacing" w:semiHidden="0" w:uiPriority="1" w:unhideWhenUsed="0" w:qFormat="1"/>
-    <w:lsdException w:name="Light Shading" w:semiHidden="0" w:uiPriority="60" w:unhideWhenUsed="0"/>
-    <w:lsdException w:name="Light List" w:semiHidden="0" w:uiPriority="61" w:unhideWhenUsed="0"/>
-    <w:lsdException w:name="Light Grid" w:semiHidden="0" w:uiPriority="62" w:unhideWhenUsed="0"/>
-    <w:lsdException w:name="Medium Shading 1" w:semiHidden="0" w:uiPriority="63" w:unhideWhenUsed="0"/>
-    <w:lsdException w:name="Medium Shading 2" w:semiHidden="0" w:uiPriority="64" w:unhideWhenUsed="0"/>
-    <w:lsdException w:name="Medium List 1" w:semiHidden="0" w:uiPriority="65" w:unhideWhenUsed="0"/>
-    <w:lsdException w:name="Medium List 2" w:semiHidden="0" w:uiPriority="66" w:unhideWhenUsed="0"/>
-    <w:lsdException w:name="Medium Grid 1" w:semiHidden="0" w:uiPriority="67" w:unhideWhenUsed="0"/>
-    <w:lsdException w:name="Medium Grid 2" w:semiHidden="0" w:uiPriority="68" w:unhideWhenUsed="0"/>
-    <w:lsdException w:name="Medium Grid 3" w:semiHidden="0" w:uiPriority="69" w:unhideWhenUsed="0"/>
-    <w:lsdException w:name="Dark List" w:semiHidden="0" w:uiPriority="70" w:unhideWhenUsed="0"/>
-    <w:lsdException w:name="Colorful Shading" w:semiHidden="0" w:uiPriority="71" w:unhideWhenUsed="0"/>
-    <w:lsdException w:name="Colorful List" w:semiHidden="0" w:uiPriority="72" w:unhideWhenUsed="0"/>
-    <w:lsdException w:name="Colorful Grid" w:semiHidden="0" w:uiPriority="73" w:unhideWhenUsed="0"/>
-    <w:lsdException w:name="Light Shading Accent 1" w:semiHidden="0" w:uiPriority="60" w:unhideWhenUsed="0"/>
-    <w:lsdException w:name="Light List Accent 1" w:semiHidden="0" w:uiPriority="61" w:unhideWhenUsed="0"/>
-    <w:lsdException w:name="Light Grid Accent 1" w:semiHidden="0" w:uiPriority="62" w:unhideWhenUsed="0"/>
-    <w:lsdException w:name="Medium Shading 1 Accent 1" w:semiHidden="0" w:uiPriority="63" w:unhideWhenUsed="0"/>
-    <w:lsdException w:name="Medium Shading 2 Accent 1" w:semiHidden="0" w:uiPriority="64" w:unhideWhenUsed="0"/>
-    <w:lsdException w:name="Medium List 1 Accent 1" w:semiHidden="0" w:uiPriority="65" w:unhideWhenUsed="0"/>
-    <w:lsdException w:name="Revision" w:unhideWhenUsed="0"/>
-    <w:lsdException w:name="List Paragraph" w:semiHidden="0" w:uiPriority="34" w:unhideWhenUsed="0" w:qFormat="1"/>
-    <w:lsdException w:name="Quote" w:semiHidden="0" w:uiPriority="29" w:unhideWhenUsed="0" w:qFormat="1"/>
-    <w:lsdException w:name="Intense Quote" w:semiHidden="0" w:uiPriority="30" w:unhideWhenUsed="0" w:qFormat="1"/>
-    <w:lsdException w:name="Medium List 2 Accent 1" w:semiHidden="0" w:uiPriority="66" w:unhideWhenUsed="0"/>
-    <w:lsdException w:name="Medium Grid 1 Accent 1" w:semiHidden="0" w:uiPriority="67" w:unhideWhenUsed="0"/>
-    <w:lsdException w:name="Medium Grid 2 Accent 1" w:semiHidden="0" w:uiPriority="68" w:unhideWhenUsed="0"/>
-    <w:lsdException w:name="Medium Grid 3 Accent 1" w:semiHidden="0" w:uiPriority="69" w:unhideWhenUsed="0"/>
-    <w:lsdException w:name="Dark List Accent 1" w:semiHidden="0" w:uiPriority="70" w:unhideWhenUsed="0"/>
-    <w:lsdException w:name="Colorful Shading Accent 1" w:semiHidden="0" w:uiPriority="71" w:unhideWhenUsed="0"/>
-    <w:lsdException w:name="Colorful List Accent 1" w:semiHidden="0" w:uiPriority="72" w:unhideWhenUsed="0"/>
-    <w:lsdException w:name="Colorful Grid Accent 1" w:semiHidden="0" w:uiPriority="73" w:unhideWhenUsed="0"/>
-    <w:lsdException w:name="Light Shading Accent 2" w:semiHidden="0" w:uiPriority="60" w:unhideWhenUsed="0"/>
-    <w:lsdException w:name="Light List Accent 2" w:semiHidden="0" w:uiPriority="61" w:unhideWhenUsed="0"/>
-    <w:lsdException w:name="Light Grid Accent 2" w:semiHidden="0" w:uiPriority="62" w:unhideWhenUsed="0"/>
-    <w:lsdException w:name="Medium Shading 1 Accent 2" w:semiHidden="0" w:uiPriority="63" w:unhideWhenUsed="0"/>
-    <w:lsdException w:name="Medium Shading 2 Accent 2" w:semiHidden="0" w:uiPriority="64" w:unhideWhenUsed="0"/>
-    <w:lsdException w:name="Medium List 1 Accent 2" w:semiHidden="0" w:uiPriority="65" w:unhideWhenUsed="0"/>
-    <w:lsdException w:name="Medium List 2 Accent 2" w:semiHidden="0" w:uiPriority="66" w:unhideWhenUsed="0"/>
-    <w:lsdException w:name="Medium Grid 1 Accent 2" w:semiHidden="0" w:uiPriority="67" w:unhideWhenUsed="0"/>
-    <w:lsdException w:name="Medium Grid 2 Accent 2" w:semiHidden="0" w:uiPriority="68" w:unhideWhenUsed="0"/>
-    <w:lsdException w:name="Medium Grid 3 Accent 2" w:semiHidden="0" w:uiPriority="69" w:unhideWhenUsed="0"/>
-    <w:lsdException w:name="Dark List Accent 2" w:semiHidden="0" w:uiPriority="70" w:unhideWhenUsed="0"/>
-    <w:lsdException w:name="Colorful Shading Accent 2" w:semiHidden="0" w:uiPriority="71" w:unhideWhenUsed="0"/>
-    <w:lsdException w:name="Colorful List Accent 2" w:semiHidden="0" w:uiPriority="72" w:unhideWhenUsed="0"/>
-    <w:lsdException w:name="Colorful Grid Accent 2" w:semiHidden="0" w:uiPriority="73" w:unhideWhenUsed="0"/>
-    <w:lsdException w:name="Light Shading Accent 3" w:semiHidden="0" w:uiPriority="60" w:unhideWhenUsed="0"/>
-    <w:lsdException w:name="Light List Accent 3" w:semiHidden="0" w:uiPriority="61" w:unhideWhenUsed="0"/>
-    <w:lsdException w:name="Light Grid Accent 3" w:semiHidden="0" w:uiPriority="62" w:unhideWhenUsed="0"/>
-    <w:lsdException w:name="Medium Shading 1 Accent 3" w:semiHidden="0" w:uiPriority="63" w:unhideWhenUsed="0"/>
-    <w:lsdException w:name="Medium Shading 2 Accent 3" w:semiHidden="0" w:uiPriority="64" w:unhideWhenUsed="0"/>
-    <w:lsdException w:name="Medium List 1 Accent 3" w:semiHidden="0" w:uiPriority="65" w:unhideWhenUsed="0"/>
-    <w:lsdException w:name="Medium List 2 Accent 3" w:semiHidden="0" w:uiPriority="66" w:unhideWhenUsed="0"/>
-    <w:lsdException w:name="Medium Grid 1 Accent 3" w:semiHidden="0" w:uiPriority="67" w:unhideWhenUsed="0"/>
-    <w:lsdException w:name="Medium Grid 2 Accent 3" w:semiHidden="0" w:uiPriority="68" w:unhideWhenUsed="0"/>
-    <w:lsdException w:name="Medium Grid 3 Accent 3" w:semiHidden="0" w:uiPriority="69" w:unhideWhenUsed="0"/>
-    <w:lsdException w:name="Dark List Accent 3" w:semiHidden="0" w:uiPriority="70" w:unhideWhenUsed="0"/>
-    <w:lsdException w:name="Colorful Shading Accent 3" w:semiHidden="0" w:uiPriority="71" w:unhideWhenUsed="0"/>
-    <w:lsdException w:name="Colorful List Accent 3" w:semiHidden="0" w:uiPriority="72" w:unhideWhenUsed="0"/>
-    <w:lsdException w:name="Colorful Grid Accent 3" w:semiHidden="0" w:uiPriority="73" w:unhideWhenUsed="0"/>
-    <w:lsdException w:name="Light Shading Accent 4" w:semiHidden="0" w:uiPriority="60" w:unhideWhenUsed="0"/>
-    <w:lsdException w:name="Light List Accent 4" w:semiHidden="0" w:uiPriority="61" w:unhideWhenUsed="0"/>
-    <w:lsdException w:name="Light Grid Accent 4" w:semiHidden="0" w:uiPriority="62" w:unhideWhenUsed="0"/>
-    <w:lsdException w:name="Medium Shading 1 Accent 4" w:semiHidden="0" w:uiPriority="63" w:unhideWhenUsed="0"/>
-    <w:lsdException w:name="Medium Shading 2 Accent 4" w:semiHidden="0" w:uiPriority="64" w:unhideWhenUsed="0"/>
-    <w:lsdException w:name="Medium List 1 Accent 4" w:semiHidden="0" w:uiPriority="65" w:unhideWhenUsed="0"/>
-    <w:lsdException w:name="Medium List 2 Accent 4" w:semiHidden="0" w:uiPriority="66" w:unhideWhenUsed="0"/>
-    <w:lsdException w:name="Medium Grid 1 Accent 4" w:semiHidden="0" w:uiPriority="67" w:unhideWhenUsed="0"/>
-    <w:lsdException w:name="Medium Grid 2 Accent 4" w:semiHidden="0" w:uiPriority="68" w:unhideWhenUsed="0"/>
-    <w:lsdException w:name="Medium Grid 3 Accent 4" w:semiHidden="0" w:uiPriority="69" w:unhideWhenUsed="0"/>
-    <w:lsdException w:name="Dark List Accent 4" w:semiHidden="0" w:uiPriority="70" w:unhideWhenUsed="0"/>
-    <w:lsdException w:name="Colorful Shading Accent 4" w:semiHidden="0" w:uiPriority="71" w:unhideWhenUsed="0"/>
-    <w:lsdException w:name="Colorful List Accent 4" w:semiHidden="0" w:uiPriority="72" w:unhideWhenUsed="0"/>
-    <w:lsdException w:name="Colorful Grid Accent 4" w:semiHidden="0" w:uiPriority="73" w:unhideWhenUsed="0"/>
-    <w:lsdException w:name="Light Shading Accent 5" w:semiHidden="0" w:uiPriority="60" w:unhideWhenUsed="0"/>
-    <w:lsdException w:name="Light List Accent 5" w:semiHidden="0" w:uiPriority="61" w:unhideWhenUsed="0"/>
-    <w:lsdException w:name="Light Grid Accent 5" w:semiHidden="0" w:uiPriority="62" w:unhideWhenUsed="0"/>
-    <w:lsdException w:name="Medium Shading 1 Accent 5" w:semiHidden="0" w:uiPriority="63" w:unhideWhenUsed="0"/>
-    <w:lsdException w:name="Medium Shading 2 Accent 5" w:semiHidden="0" w:uiPriority="64" w:unhideWhenUsed="0"/>
-    <w:lsdException w:name="Medium List 1 Accent 5" w:semiHidden="0" w:uiPriority="65" w:unhideWhenUsed="0"/>
-    <w:lsdException w:name="Medium List 2 Accent 5" w:semiHidden="0" w:uiPriority="66" w:unhideWhenUsed="0"/>
-    <w:lsdException w:name="Medium Grid 1 Accent 5" w:semiHidden="0" w:uiPriority="67" w:unhideWhenUsed="0"/>
-    <w:lsdException w:name="Medium Grid 2 Accent 5" w:semiHidden="0" w:uiPriority="68" w:unhideWhenUsed="0"/>
-    <w:lsdException w:name="Medium Grid 3 Accent 5" w:semiHidden="0" w:uiPriority="69" w:unhideWhenUsed="0"/>
-    <w:lsdException w:name="Dark List Accent 5" w:semiHidden="0" w:uiPriority="70" w:unhideWhenUsed="0"/>
-    <w:lsdException w:name="Colorful Shading Accent 5" w:semiHidden="0" w:uiPriority="71" w:unhideWhenUsed="0"/>
-    <w:lsdException w:name="Colorful List Accent 5" w:semiHidden="0" w:uiPriority="72" w:unhideWhenUsed="0"/>
-    <w:lsdException w:name="Colorful Grid Accent 5" w:semiHidden="0" w:uiPriority="73" w:unhideWhenUsed="0"/>
-    <w:lsdException w:name="Light Shading Accent 6" w:semiHidden="0" w:uiPriority="60" w:unhideWhenUsed="0"/>
-    <w:lsdException w:name="Light List Accent 6" w:semiHidden="0" w:uiPriority="61" w:unhideWhenUsed="0"/>
-    <w:lsdException w:name="Light Grid Accent 6" w:semiHidden="0" w:uiPriority="62" w:unhideWhenUsed="0"/>
-    <w:lsdException w:name="Medium Shading 1 Accent 6" w:semiHidden="0" w:uiPriority="63" w:unhideWhenUsed="0"/>
-    <w:lsdException w:name="Medium Shading 2 Accent 6" w:semiHidden="0" w:uiPriority="64" w:unhideWhenUsed="0"/>
-    <w:lsdException w:name="Medium List 1 Accent 6" w:semiHidden="0" w:uiPriority="65" w:unhideWhenUsed="0"/>
-    <w:lsdException w:name="Medium List 2 Accent 6" w:semiHidden="0" w:uiPriority="66" w:unhideWhenUsed="0"/>
-    <w:lsdException w:name="Medium Grid 1 Accent 6" w:semiHidden="0" w:uiPriority="67" w:unhideWhenUsed="0"/>
-    <w:lsdException w:name="Medium Grid 2 Accent 6" w:semiHidden="0" w:uiPriority="68" w:unhideWhenUsed="0"/>
-    <w:lsdException w:name="Medium Grid 3 Accent 6" w:semiHidden="0" w:uiPriority="69" w:unhideWhenUsed="0"/>
-    <w:lsdException w:name="Dark List Accent 6" w:semiHidden="0" w:uiPriority="70" w:unhideWhenUsed="0"/>
-    <w:lsdException w:name="Colorful Shading Accent 6" w:semiHidden="0" w:uiPriority="71" w:unhideWhenUsed="0"/>
-    <w:lsdException w:name="Colorful List Accent 6" w:semiHidden="0" w:uiPriority="72" w:unhideWhenUsed="0"/>
-    <w:lsdException w:name="Colorful Grid Accent 6" w:semiHidden="0" w:uiPriority="73" w:unhideWhenUsed="0"/>
-    <w:lsdException w:name="Subtle Emphasis" w:semiHidden="0" w:uiPriority="19" w:unhideWhenUsed="0" w:qFormat="1"/>
-    <w:lsdException w:name="Intense Emphasis" w:semiHidden="0" w:uiPriority="21" w:unhideWhenUsed="0" w:qFormat="1"/>
-    <w:lsdException w:name="Subtle Reference" w:semiHidden="0" w:uiPriority="31" w:unhideWhenUsed="0" w:qFormat="1"/>
-    <w:lsdException w:name="Intense Reference" w:semiHidden="0" w:uiPriority="32" w:unhideWhenUsed="0" w:qFormat="1"/>
-    <w:lsdException w:name="Book Title" w:semiHidden="0" w:uiPriority="33" w:unhideWhenUsed="0" w:qFormat="1"/>
-    <w:lsdException w:name="Bibliography" w:uiPriority="37"/>
-    <w:lsdException w:name="TOC Heading" w:uiPriority="39" w:qFormat="1"/>
-  </w:latentStyles>
-  <w:style w:type="paragraph" w:default="1" w:styleId="Normal">
-    <w:name w:val="Normal"/>
-    <w:qFormat/>
-  </w:style>
-  <w:style w:type="character" w:default="1" w:styleId="DefaultParagraphFont">
-    <w:name w:val="Default Paragraph Font"/>
-    <w:uiPriority w:val="1"/>
-    <w:semiHidden/>
-    <w:unhideWhenUsed/>
-  </w:style>
-  <w:style w:type="table" w:default="1" w:styleId="TableNormal">
-    <w:name w:val="Normal Table"/>
-    <w:uiPriority w:val="99"/>
-    <w:semiHidden/>
-    <w:unhideWhenUsed/>
-    <w:tblPr>
-      <w:tblInd w:w="0" w:type="dxa"/>
-      <w:tblCellMar>
-        <w:top w:w="0" w:type="dxa"/>
-        <w:left w:w="108" w:type="dxa"/>
-        <w:bottom w:w="0" w:type="dxa"/>
-        <w:right w:w="108" w:type="dxa"/>
-      </w:tblCellMar>
-    </w:tblPr>
-  </w:style>
-  <w:style w:type="numbering" w:default="1" w:styleId="NoList">
-    <w:name w:val="No List"/>
-    <w:uiPriority w:val="99"/>
-    <w:semiHidden/>
-    <w:unhideWhenUsed/>
   </w:style>
 </w:styles>
 </file>

--- a/public/templates/pricetag/turun-harga-tgg.docx
+++ b/public/templates/pricetag/turun-harga-tgg.docx
@@ -117,7 +117,7 @@
           <w:lang w:val="en-US"/>
         </w:rPr>
         <w:pict w14:anchorId="318A4636">
-          <v:shape id="_x0000_s1072" type="#_x0000_t136" style="position:absolute;margin-left:33.3pt;margin-top:-16.75pt;width:99pt;height:27pt;z-index:251685888" fillcolor="red" strokecolor="red" strokeweight="1pt">
+          <v:shape id="_x0000_s1072" type="#_x0000_t136" style="position:absolute;margin-left:33.3pt;margin-top:-16.75pt;width:99pt;height:27pt;z-index:251685888" fillcolor="black [3213]" strokecolor="black [3213]" strokeweight="1pt">
             <v:shadow color="#900"/>
             <v:textpath style="font-family:&quot;Book Antiqua&quot;;font-weight:bold;v-text-kern:t" trim="t" fitpath="t" string="&lt;&lt;HargaNormal&gt;&gt;"/>
           </v:shape>
@@ -133,7 +133,7 @@
             <v:path arrowok="t" fillok="f" o:connecttype="none"/>
             <o:lock v:ext="edit" shapetype="t"/>
           </v:shapetype>
-          <v:shape id="_x0000_s1073" type="#_x0000_t32" style="position:absolute;margin-left:6.3pt;margin-top:-16.75pt;width:144.45pt;height:27pt;flip:y;z-index:251686912" o:connectortype="straight" strokecolor="black [3213]" strokeweight="2pt"/>
+          <v:shape id="_x0000_s1073" type="#_x0000_t32" style="position:absolute;margin-left:6.3pt;margin-top:-16.75pt;width:144.45pt;height:27pt;flip:y;z-index:251686912" o:connectortype="straight" strokecolor="#e00" strokeweight="2pt"/>
         </w:pict>
       </w:r>
       <w:r>

--- a/public/templates/pricetag/turun-harga-tgg.docx
+++ b/public/templates/pricetag/turun-harga-tgg.docx
@@ -19,7 +19,7 @@
           <w:noProof/>
           <w:lang w:val="en-US"/>
         </w:rPr>
-        <w:pict w14:anchorId="16378377">
+        <w:pict w14:anchorId="3549E440">
           <v:shapetype id="_x0000_t136" coordsize="21600,21600" o:spt="136" adj="10800" path="m@7,l@8,m@5,21600l@6,21600e">
             <v:formulas>
               <v:f eqn="sum #0 0 10800"/>
@@ -44,7 +44,20 @@
             </v:handles>
             <o:lock v:ext="edit" text="t" shapetype="t"/>
           </v:shapetype>
-          <v:shape id="_x0000_s1071" type="#_x0000_t136" style="position:absolute;margin-left:135pt;margin-top:8.75pt;width:15.75pt;height:18pt;z-index:251684864" fillcolor="red" stroked="f" strokecolor="red" strokeweight="1.5pt">
+          <v:shape id="_x0000_s1074" type="#_x0000_t136" style="position:absolute;margin-left:1.6pt;margin-top:28.25pt;width:55.1pt;height:27pt;z-index:251687936" fillcolor="black [3213]" stroked="f" strokecolor="#002060" strokeweight="1.5pt">
+            <v:shadow color="#900"/>
+            <v:textpath style="font-family:&quot;Century Gothic&quot;;font-weight:bold;v-text-kern:t" trim="t" fitpath="t" string="Akhir Periode :&#10;&lt;&lt;Periode&gt;&gt;"/>
+            <w10:wrap type="square"/>
+          </v:shape>
+        </w:pict>
+      </w:r>
+      <w:r>
+        <w:rPr>
+          <w:noProof/>
+          <w:lang w:val="en-US"/>
+        </w:rPr>
+        <w:pict w14:anchorId="16378377">
+          <v:shape id="_x0000_s1071" type="#_x0000_t136" style="position:absolute;margin-left:135pt;margin-top:9.75pt;width:15.75pt;height:18pt;z-index:251684864" fillcolor="red" stroked="f" strokecolor="red" strokeweight="1.5pt">
             <v:shadow color="#900"/>
             <v:textpath style="font-family:&quot;Calisto MT&quot;;font-size:20pt;v-text-kern:t" trim="t" fitpath="t" string="Rp"/>
           </v:shape>
@@ -71,19 +84,6 @@
           <v:shape id="_x0000_s1064" type="#_x0000_t136" style="position:absolute;margin-left:153pt;margin-top:-17.5pt;width:127.3pt;height:93.45pt;z-index:251678720" fillcolor="red" strokecolor="red" strokeweight="3pt">
             <v:shadow color="#900"/>
             <v:textpath style="font-family:&quot;Book Antiqua&quot;;font-weight:bold;v-text-kern:t" trim="t" fitpath="t" string="&lt;&lt;Ribuan&gt;&gt;"/>
-          </v:shape>
-        </w:pict>
-      </w:r>
-      <w:r>
-        <w:rPr>
-          <w:noProof/>
-          <w:lang w:val="en-US"/>
-        </w:rPr>
-        <w:pict w14:anchorId="3549E440">
-          <v:shape id="_x0000_s1074" type="#_x0000_t136" style="position:absolute;margin-left:17.6pt;margin-top:28.25pt;width:55.1pt;height:27pt;z-index:251687936" fillcolor="black [3213]" stroked="f" strokecolor="#002060" strokeweight="1.5pt">
-            <v:shadow color="#900"/>
-            <v:textpath style="font-family:&quot;Century Gothic&quot;;font-weight:bold;v-text-kern:t" trim="t" fitpath="t" string="Akhir Periode :&#10;&lt;&lt;Periode&gt;&gt;"/>
-            <w10:wrap type="square"/>
           </v:shape>
         </w:pict>
       </w:r>

--- a/public/templates/pricetag/turun-harga-tgg.docx
+++ b/public/templates/pricetag/turun-harga-tgg.docx
@@ -46,7 +46,7 @@
           </v:shapetype>
           <v:shape id="_x0000_s1074" type="#_x0000_t136" style="position:absolute;margin-left:1.6pt;margin-top:28.25pt;width:55.1pt;height:27pt;z-index:251687936" fillcolor="black [3213]" stroked="f" strokecolor="#002060" strokeweight="1.5pt">
             <v:shadow color="#900"/>
-            <v:textpath style="font-family:&quot;Century Gothic&quot;;font-weight:bold;v-text-kern:t" trim="t" fitpath="t" string="Akhir Periode :&#10;&lt;&lt;Periode&gt;&gt;"/>
+            <v:textpath style="font-family:&quot;Arial Black&quot;;Century Gothic&quot;;font-weight:bold;v-text-kern:t" trim="t" fitpath="t" string="Akhir Periode :&#10;&lt;&lt;Periode&gt;&gt;"/>
             <w10:wrap type="square"/>
           </v:shape>
         </w:pict>
